--- a/Batch 25-27/SEM - 2/Network Security & Analysis/DFIS_Notes/Lab_Assignment/lab 3/lab_session3(varia_neel).docx
+++ b/Batch 25-27/SEM - 2/Network Security & Analysis/DFIS_Notes/Lab_Assignment/lab 3/lab_session3(varia_neel).docx
@@ -121,16 +121,7 @@
           <w:szCs w:val="32"/>
           <w:u w:val="single"/>
         </w:rPr>
-        <w:t xml:space="preserve">Lab Session – </w:t>
-      </w:r>
-      <w:r>
-        <w:rPr>
-          <w:rFonts w:ascii="Arial" w:hAnsi="Arial" w:cs="Arial"/>
-          <w:sz w:val="32"/>
-          <w:szCs w:val="32"/>
-          <w:u w:val="single"/>
-        </w:rPr>
-        <w:t>3</w:t>
+        <w:t>Lab Session – 3</w:t>
       </w:r>
     </w:p>
     <w:p>
@@ -289,13 +280,7 @@
         <w:rPr>
           <w:rFonts w:ascii="Arial" w:hAnsi="Arial" w:cs="Arial"/>
         </w:rPr>
-        <w:t>Analyses</w:t>
-      </w:r>
-      <w:r>
-        <w:rPr>
-          <w:rFonts w:ascii="Arial" w:hAnsi="Arial" w:cs="Arial"/>
-        </w:rPr>
-        <w:t xml:space="preserve"> the handshake process in </w:t>
+        <w:t>Analyses the handshake process in </w:t>
       </w:r>
     </w:p>
     <w:p>
@@ -331,19 +316,7 @@
         <w:rPr>
           <w:rFonts w:ascii="Arial" w:hAnsi="Arial" w:cs="Arial"/>
         </w:rPr>
-        <w:t>Examine HTTP requests and responses, including headers and content.</w:t>
-      </w:r>
-      <w:r>
-        <w:rPr>
-          <w:rFonts w:ascii="Arial" w:hAnsi="Arial" w:cs="Arial"/>
-        </w:rPr>
-        <w:t xml:space="preserve"> </w:t>
-      </w:r>
-      <w:r>
-        <w:rPr>
-          <w:rFonts w:ascii="Arial" w:hAnsi="Arial" w:cs="Arial"/>
-        </w:rPr>
-        <w:t>Packet Filtering and Display Filters:</w:t>
+        <w:t>Examine HTTP requests and responses, including headers and content. Packet Filtering and Display Filters:</w:t>
       </w:r>
     </w:p>
     <w:p>
@@ -498,6 +471,7 @@
       <w:r>
         <w:rPr>
           <w:rFonts w:ascii="Arial" w:hAnsi="Arial" w:cs="Arial"/>
+          <w:noProof/>
         </w:rPr>
         <w:drawing>
           <wp:inline distT="0" distB="0" distL="0" distR="0" wp14:anchorId="5EBEBB5B" wp14:editId="45BBA7AB">
@@ -554,6 +528,7 @@
       <w:r>
         <w:rPr>
           <w:rFonts w:ascii="Arial" w:hAnsi="Arial" w:cs="Arial"/>
+          <w:noProof/>
         </w:rPr>
         <w:drawing>
           <wp:inline distT="0" distB="0" distL="0" distR="0" wp14:anchorId="3B93AE77" wp14:editId="7EAD6B80">
@@ -628,6 +603,7 @@
           <w:rFonts w:ascii="Arial" w:hAnsi="Arial" w:cs="Arial"/>
           <w:b/>
           <w:bCs/>
+          <w:noProof/>
           <w:u w:val="single"/>
         </w:rPr>
         <w:drawing>
@@ -693,6 +669,7 @@
           <w:rFonts w:ascii="Arial" w:hAnsi="Arial" w:cs="Arial"/>
           <w:b/>
           <w:bCs/>
+          <w:noProof/>
           <w:u w:val="single"/>
         </w:rPr>
         <w:drawing>
@@ -1276,6 +1253,7 @@
           <w:rFonts w:ascii="Arial" w:hAnsi="Arial" w:cs="Arial"/>
           <w:b/>
           <w:bCs/>
+          <w:noProof/>
         </w:rPr>
         <w:drawing>
           <wp:inline distT="0" distB="0" distL="0" distR="0" wp14:anchorId="18C2B62F" wp14:editId="4BC41B99">
@@ -1419,6 +1397,7 @@
       <w:r>
         <w:rPr>
           <w:rFonts w:ascii="Arial" w:hAnsi="Arial" w:cs="Arial"/>
+          <w:noProof/>
         </w:rPr>
         <w:drawing>
           <wp:inline distT="0" distB="0" distL="0" distR="0" wp14:anchorId="45E84F63" wp14:editId="727BDB47">
@@ -1672,6 +1651,7 @@
       <w:r>
         <w:rPr>
           <w:rFonts w:ascii="Arial" w:hAnsi="Arial" w:cs="Arial"/>
+          <w:noProof/>
         </w:rPr>
         <w:drawing>
           <wp:inline distT="0" distB="0" distL="0" distR="0" wp14:anchorId="00E3C0B7" wp14:editId="72A040E1">
@@ -1754,6 +1734,7 @@
       <w:r>
         <w:rPr>
           <w:rFonts w:ascii="Arial" w:hAnsi="Arial" w:cs="Arial"/>
+          <w:noProof/>
         </w:rPr>
         <w:drawing>
           <wp:inline distT="0" distB="0" distL="0" distR="0" wp14:anchorId="04D907D1" wp14:editId="29C09BF6">
@@ -1850,6 +1831,7 @@
           <w:rFonts w:ascii="Arial" w:hAnsi="Arial" w:cs="Arial"/>
           <w:b/>
           <w:bCs/>
+          <w:noProof/>
           <w:u w:val="single"/>
         </w:rPr>
         <w:drawing>
@@ -1951,6 +1933,7 @@
       <w:r>
         <w:rPr>
           <w:rFonts w:ascii="Arial" w:hAnsi="Arial" w:cs="Arial"/>
+          <w:noProof/>
         </w:rPr>
         <w:drawing>
           <wp:inline distT="0" distB="0" distL="0" distR="0" wp14:anchorId="14CACCAA" wp14:editId="1C873834">
@@ -2118,6 +2101,7 @@
           <w:rFonts w:ascii="Arial" w:hAnsi="Arial" w:cs="Arial"/>
           <w:b/>
           <w:bCs/>
+          <w:noProof/>
           <w:u w:val="single"/>
         </w:rPr>
         <w:drawing>
@@ -2202,6 +2186,7 @@
           <w:rFonts w:ascii="Arial" w:hAnsi="Arial" w:cs="Arial"/>
           <w:b/>
           <w:bCs/>
+          <w:noProof/>
           <w:u w:val="single"/>
         </w:rPr>
         <w:drawing>
@@ -2308,6 +2293,7 @@
           <w:rFonts w:ascii="Arial" w:hAnsi="Arial" w:cs="Arial"/>
           <w:b/>
           <w:bCs/>
+          <w:noProof/>
           <w:u w:val="single"/>
         </w:rPr>
         <w:drawing>
@@ -2531,6 +2517,7 @@
           <w:rFonts w:ascii="Arial" w:hAnsi="Arial" w:cs="Arial"/>
           <w:b/>
           <w:bCs/>
+          <w:noProof/>
           <w:u w:val="single"/>
         </w:rPr>
         <w:drawing>
@@ -2861,6 +2848,7 @@
       <w:r>
         <w:rPr>
           <w:rFonts w:ascii="Arial" w:hAnsi="Arial" w:cs="Arial"/>
+          <w:noProof/>
         </w:rPr>
         <w:drawing>
           <wp:inline distT="0" distB="0" distL="0" distR="0" wp14:anchorId="368E6313" wp14:editId="3ED10809">
@@ -2940,6 +2928,7 @@
       <w:r>
         <w:rPr>
           <w:rFonts w:ascii="Arial" w:hAnsi="Arial" w:cs="Arial"/>
+          <w:noProof/>
         </w:rPr>
         <w:drawing>
           <wp:inline distT="0" distB="0" distL="0" distR="0" wp14:anchorId="3C6B1D16" wp14:editId="0A896496">
@@ -3014,6 +3003,7 @@
       <w:r>
         <w:rPr>
           <w:rFonts w:ascii="Arial" w:hAnsi="Arial" w:cs="Arial"/>
+          <w:noProof/>
         </w:rPr>
         <w:drawing>
           <wp:inline distT="0" distB="0" distL="0" distR="0" wp14:anchorId="19521F0D" wp14:editId="28874F42">
@@ -3052,6 +3042,1250 @@
         </w:drawing>
       </w:r>
     </w:p>
+    <w:p>
+      <w:pPr>
+        <w:tabs>
+          <w:tab w:val="left" w:pos="2760"/>
+        </w:tabs>
+        <w:spacing w:after="0"/>
+        <w:rPr>
+          <w:rFonts w:ascii="Arial" w:hAnsi="Arial" w:cs="Arial"/>
+        </w:rPr>
+      </w:pPr>
+    </w:p>
+    <w:p>
+      <w:pPr>
+        <w:tabs>
+          <w:tab w:val="left" w:pos="2760"/>
+        </w:tabs>
+        <w:spacing w:after="0"/>
+        <w:rPr>
+          <w:rFonts w:ascii="Arial" w:hAnsi="Arial" w:cs="Arial"/>
+        </w:rPr>
+      </w:pPr>
+    </w:p>
+    <w:p>
+      <w:pPr>
+        <w:tabs>
+          <w:tab w:val="left" w:pos="2760"/>
+        </w:tabs>
+        <w:spacing w:after="0"/>
+        <w:rPr>
+          <w:rFonts w:ascii="Arial" w:hAnsi="Arial" w:cs="Arial"/>
+        </w:rPr>
+      </w:pPr>
+    </w:p>
+    <w:p>
+      <w:pPr>
+        <w:tabs>
+          <w:tab w:val="left" w:pos="2760"/>
+        </w:tabs>
+        <w:spacing w:after="0"/>
+        <w:rPr>
+          <w:rFonts w:ascii="Arial" w:hAnsi="Arial" w:cs="Arial"/>
+        </w:rPr>
+      </w:pPr>
+    </w:p>
+    <w:p>
+      <w:pPr>
+        <w:tabs>
+          <w:tab w:val="left" w:pos="2760"/>
+        </w:tabs>
+        <w:spacing w:after="0"/>
+        <w:rPr>
+          <w:rFonts w:ascii="Arial" w:hAnsi="Arial" w:cs="Arial"/>
+        </w:rPr>
+      </w:pPr>
+    </w:p>
+    <w:p>
+      <w:pPr>
+        <w:tabs>
+          <w:tab w:val="left" w:pos="2760"/>
+        </w:tabs>
+        <w:spacing w:after="0"/>
+        <w:rPr>
+          <w:rFonts w:ascii="Arial" w:hAnsi="Arial" w:cs="Arial"/>
+        </w:rPr>
+      </w:pPr>
+    </w:p>
+    <w:p>
+      <w:pPr>
+        <w:tabs>
+          <w:tab w:val="left" w:pos="2760"/>
+        </w:tabs>
+        <w:spacing w:after="0"/>
+        <w:rPr>
+          <w:rFonts w:ascii="Arial" w:hAnsi="Arial" w:cs="Arial"/>
+        </w:rPr>
+      </w:pPr>
+    </w:p>
+    <w:p>
+      <w:pPr>
+        <w:tabs>
+          <w:tab w:val="left" w:pos="2760"/>
+        </w:tabs>
+        <w:spacing w:after="0"/>
+        <w:rPr>
+          <w:rFonts w:ascii="Arial" w:hAnsi="Arial" w:cs="Arial"/>
+        </w:rPr>
+      </w:pPr>
+    </w:p>
+    <w:p>
+      <w:pPr>
+        <w:tabs>
+          <w:tab w:val="left" w:pos="2760"/>
+        </w:tabs>
+        <w:spacing w:after="0"/>
+        <w:rPr>
+          <w:rFonts w:ascii="Arial" w:hAnsi="Arial" w:cs="Arial"/>
+        </w:rPr>
+      </w:pPr>
+    </w:p>
+    <w:p>
+      <w:pPr>
+        <w:spacing w:after="0"/>
+        <w:rPr>
+          <w:rFonts w:ascii="Arial" w:hAnsi="Arial" w:cs="Arial"/>
+          <w:b/>
+          <w:bCs/>
+          <w:color w:val="0070C0"/>
+          <w:sz w:val="32"/>
+          <w:szCs w:val="32"/>
+          <w:u w:val="single"/>
+          <w:lang w:val="en-US"/>
+        </w:rPr>
+      </w:pPr>
+      <w:r>
+        <w:rPr>
+          <w:rFonts w:ascii="Arial" w:hAnsi="Arial" w:cs="Arial"/>
+          <w:b/>
+          <w:bCs/>
+          <w:color w:val="0070C0"/>
+          <w:sz w:val="32"/>
+          <w:szCs w:val="32"/>
+          <w:u w:val="single"/>
+          <w:lang w:val="en-US"/>
+        </w:rPr>
+        <w:lastRenderedPageBreak/>
+        <w:t>Name: Varia Neel Jitesh</w:t>
+      </w:r>
+      <w:r>
+        <w:rPr>
+          <w:rFonts w:ascii="Arial" w:hAnsi="Arial" w:cs="Arial"/>
+          <w:b/>
+          <w:bCs/>
+          <w:color w:val="0070C0"/>
+          <w:sz w:val="32"/>
+          <w:szCs w:val="32"/>
+          <w:u w:val="single"/>
+          <w:lang w:val="en-US"/>
+        </w:rPr>
+        <w:br/>
+        <w:t>Enrollment No: 250447003019</w:t>
+      </w:r>
+    </w:p>
+    <w:p>
+      <w:pPr>
+        <w:spacing w:after="0"/>
+        <w:rPr>
+          <w:rFonts w:ascii="Arial" w:hAnsi="Arial" w:cs="Arial"/>
+          <w:sz w:val="32"/>
+          <w:szCs w:val="32"/>
+          <w:u w:val="single"/>
+          <w:lang w:val="en-US"/>
+        </w:rPr>
+      </w:pPr>
+    </w:p>
+    <w:p>
+      <w:pPr>
+        <w:spacing w:after="0"/>
+        <w:jc w:val="center"/>
+        <w:rPr>
+          <w:rFonts w:ascii="Arial" w:hAnsi="Arial" w:cs="Arial"/>
+          <w:b/>
+          <w:bCs/>
+          <w:sz w:val="32"/>
+          <w:szCs w:val="32"/>
+          <w:u w:val="single"/>
+        </w:rPr>
+      </w:pPr>
+      <w:r>
+        <w:rPr>
+          <w:rFonts w:ascii="Arial" w:hAnsi="Arial" w:cs="Arial"/>
+          <w:b/>
+          <w:bCs/>
+          <w:sz w:val="32"/>
+          <w:szCs w:val="32"/>
+          <w:u w:val="single"/>
+        </w:rPr>
+        <w:t xml:space="preserve">Network Security </w:t>
+      </w:r>
+      <w:proofErr w:type="gramStart"/>
+      <w:r>
+        <w:rPr>
+          <w:rFonts w:ascii="Arial" w:hAnsi="Arial" w:cs="Arial"/>
+          <w:b/>
+          <w:bCs/>
+          <w:sz w:val="32"/>
+          <w:szCs w:val="32"/>
+          <w:u w:val="single"/>
+        </w:rPr>
+        <w:t>And</w:t>
+      </w:r>
+      <w:proofErr w:type="gramEnd"/>
+      <w:r>
+        <w:rPr>
+          <w:rFonts w:ascii="Arial" w:hAnsi="Arial" w:cs="Arial"/>
+          <w:b/>
+          <w:bCs/>
+          <w:sz w:val="32"/>
+          <w:szCs w:val="32"/>
+          <w:u w:val="single"/>
+        </w:rPr>
+        <w:t xml:space="preserve"> Forensics</w:t>
+      </w:r>
+    </w:p>
+    <w:p>
+      <w:pPr>
+        <w:spacing w:after="0"/>
+        <w:jc w:val="center"/>
+        <w:rPr>
+          <w:rFonts w:ascii="Arial" w:hAnsi="Arial" w:cs="Arial"/>
+          <w:b/>
+          <w:bCs/>
+          <w:sz w:val="32"/>
+          <w:szCs w:val="32"/>
+          <w:u w:val="single"/>
+        </w:rPr>
+      </w:pPr>
+    </w:p>
+    <w:p>
+      <w:pPr>
+        <w:rPr>
+          <w:rFonts w:ascii="Arial" w:hAnsi="Arial" w:cs="Arial"/>
+          <w:sz w:val="32"/>
+          <w:szCs w:val="32"/>
+          <w:u w:val="single"/>
+        </w:rPr>
+      </w:pPr>
+      <w:r>
+        <w:rPr>
+          <w:rFonts w:ascii="Arial" w:hAnsi="Arial" w:cs="Arial"/>
+          <w:sz w:val="32"/>
+          <w:szCs w:val="32"/>
+          <w:u w:val="single"/>
+        </w:rPr>
+        <w:t>Lab Session – 3</w:t>
+      </w:r>
+      <w:r>
+        <w:rPr>
+          <w:rFonts w:ascii="Arial" w:hAnsi="Arial" w:cs="Arial"/>
+          <w:sz w:val="32"/>
+          <w:szCs w:val="32"/>
+          <w:u w:val="single"/>
+        </w:rPr>
+        <w:t xml:space="preserve"> – Packet Tracing</w:t>
+      </w:r>
+    </w:p>
+    <w:p>
+      <w:pPr>
+        <w:spacing w:after="0"/>
+        <w:rPr>
+          <w:rFonts w:ascii="Arial" w:hAnsi="Arial" w:cs="Arial"/>
+          <w:sz w:val="28"/>
+          <w:szCs w:val="28"/>
+        </w:rPr>
+      </w:pPr>
+      <w:r>
+        <w:rPr>
+          <w:rFonts w:ascii="Arial" w:hAnsi="Arial" w:cs="Arial"/>
+          <w:b/>
+          <w:bCs/>
+          <w:sz w:val="28"/>
+          <w:szCs w:val="28"/>
+        </w:rPr>
+        <w:t>1. Use Cisco Packet Tracer tool to design and configure a small network.</w:t>
+      </w:r>
+      <w:r>
+        <w:rPr>
+          <w:rFonts w:ascii="Arial" w:hAnsi="Arial" w:cs="Arial"/>
+          <w:sz w:val="28"/>
+          <w:szCs w:val="28"/>
+        </w:rPr>
+        <w:br/>
+        <w:t>Create a network topology with routers, switches, and end devices.</w:t>
+      </w:r>
+      <w:r>
+        <w:rPr>
+          <w:rFonts w:ascii="Arial" w:hAnsi="Arial" w:cs="Arial"/>
+          <w:sz w:val="28"/>
+          <w:szCs w:val="28"/>
+        </w:rPr>
+        <w:br/>
+      </w:r>
+    </w:p>
+    <w:p>
+      <w:pPr>
+        <w:numPr>
+          <w:ilvl w:val="0"/>
+          <w:numId w:val="12"/>
+        </w:numPr>
+        <w:spacing w:after="0"/>
+        <w:rPr>
+          <w:rFonts w:ascii="Arial" w:hAnsi="Arial" w:cs="Arial"/>
+          <w:sz w:val="28"/>
+          <w:szCs w:val="28"/>
+        </w:rPr>
+      </w:pPr>
+      <w:r>
+        <w:rPr>
+          <w:rFonts w:ascii="Arial" w:hAnsi="Arial" w:cs="Arial"/>
+          <w:sz w:val="28"/>
+          <w:szCs w:val="28"/>
+        </w:rPr>
+        <w:t>Assign IP addresses and configure routing protocols (e.g., RIP, OSPF).</w:t>
+      </w:r>
+    </w:p>
+    <w:p>
+      <w:pPr>
+        <w:rPr>
+          <w:rFonts w:ascii="Arial" w:hAnsi="Arial" w:cs="Arial"/>
+          <w:sz w:val="28"/>
+          <w:szCs w:val="28"/>
+          <w:u w:val="single"/>
+        </w:rPr>
+      </w:pPr>
+      <w:r>
+        <w:rPr>
+          <w:noProof/>
+          <w:sz w:val="36"/>
+          <w:szCs w:val="36"/>
+        </w:rPr>
+        <w:drawing>
+          <wp:anchor distT="0" distB="0" distL="114300" distR="114300" simplePos="0" relativeHeight="251659264" behindDoc="1" locked="0" layoutInCell="1" allowOverlap="1" wp14:anchorId="503D1CD0" wp14:editId="1F06524F">
+            <wp:simplePos x="0" y="0"/>
+            <wp:positionH relativeFrom="margin">
+              <wp:posOffset>533400</wp:posOffset>
+            </wp:positionH>
+            <wp:positionV relativeFrom="margin">
+              <wp:posOffset>2692400</wp:posOffset>
+            </wp:positionV>
+            <wp:extent cx="4326890" cy="3447415"/>
+            <wp:effectExtent l="0" t="0" r="0" b="635"/>
+            <wp:wrapNone/>
+            <wp:docPr id="1667725247" name="Picture 1"/>
+            <wp:cNvGraphicFramePr>
+              <a:graphicFrameLocks xmlns:a="http://schemas.openxmlformats.org/drawingml/2006/main" noChangeAspect="1"/>
+            </wp:cNvGraphicFramePr>
+            <a:graphic xmlns:a="http://schemas.openxmlformats.org/drawingml/2006/main">
+              <a:graphicData uri="http://schemas.openxmlformats.org/drawingml/2006/picture">
+                <pic:pic xmlns:pic="http://schemas.openxmlformats.org/drawingml/2006/picture">
+                  <pic:nvPicPr>
+                    <pic:cNvPr id="1667725247" name="Picture 1667725247"/>
+                    <pic:cNvPicPr/>
+                  </pic:nvPicPr>
+                  <pic:blipFill>
+                    <a:blip r:embed="rId24">
+                      <a:extLst>
+                        <a:ext uri="{28A0092B-C50C-407E-A947-70E740481C1C}">
+                          <a14:useLocalDpi xmlns:a14="http://schemas.microsoft.com/office/drawing/2010/main" val="0"/>
+                        </a:ext>
+                      </a:extLst>
+                    </a:blip>
+                    <a:stretch>
+                      <a:fillRect/>
+                    </a:stretch>
+                  </pic:blipFill>
+                  <pic:spPr>
+                    <a:xfrm>
+                      <a:off x="0" y="0"/>
+                      <a:ext cx="4326890" cy="3447415"/>
+                    </a:xfrm>
+                    <a:prstGeom prst="rect">
+                      <a:avLst/>
+                    </a:prstGeom>
+                  </pic:spPr>
+                </pic:pic>
+              </a:graphicData>
+            </a:graphic>
+            <wp14:sizeRelH relativeFrom="margin">
+              <wp14:pctWidth>0</wp14:pctWidth>
+            </wp14:sizeRelH>
+            <wp14:sizeRelV relativeFrom="margin">
+              <wp14:pctHeight>0</wp14:pctHeight>
+            </wp14:sizeRelV>
+          </wp:anchor>
+        </w:drawing>
+      </w:r>
+    </w:p>
+    <w:p>
+      <w:pPr>
+        <w:rPr>
+          <w:rFonts w:ascii="Arial" w:hAnsi="Arial" w:cs="Arial"/>
+          <w:sz w:val="28"/>
+          <w:szCs w:val="28"/>
+          <w:u w:val="single"/>
+        </w:rPr>
+      </w:pPr>
+    </w:p>
+    <w:p>
+      <w:pPr>
+        <w:rPr>
+          <w:rFonts w:ascii="Arial" w:hAnsi="Arial" w:cs="Arial"/>
+          <w:sz w:val="28"/>
+          <w:szCs w:val="28"/>
+          <w:u w:val="single"/>
+        </w:rPr>
+      </w:pPr>
+    </w:p>
+    <w:p>
+      <w:pPr>
+        <w:rPr>
+          <w:rFonts w:ascii="Arial" w:hAnsi="Arial" w:cs="Arial"/>
+          <w:sz w:val="28"/>
+          <w:szCs w:val="28"/>
+          <w:u w:val="single"/>
+        </w:rPr>
+      </w:pPr>
+    </w:p>
+    <w:p>
+      <w:pPr>
+        <w:rPr>
+          <w:rFonts w:ascii="Arial" w:hAnsi="Arial" w:cs="Arial"/>
+          <w:sz w:val="28"/>
+          <w:szCs w:val="28"/>
+          <w:u w:val="single"/>
+        </w:rPr>
+      </w:pPr>
+    </w:p>
+    <w:p>
+      <w:pPr>
+        <w:rPr>
+          <w:rFonts w:ascii="Arial" w:hAnsi="Arial" w:cs="Arial"/>
+          <w:sz w:val="28"/>
+          <w:szCs w:val="28"/>
+          <w:u w:val="single"/>
+        </w:rPr>
+      </w:pPr>
+    </w:p>
+    <w:p>
+      <w:pPr>
+        <w:rPr>
+          <w:rFonts w:ascii="Arial" w:hAnsi="Arial" w:cs="Arial"/>
+          <w:sz w:val="28"/>
+          <w:szCs w:val="28"/>
+          <w:u w:val="single"/>
+        </w:rPr>
+      </w:pPr>
+    </w:p>
+    <w:p>
+      <w:pPr>
+        <w:rPr>
+          <w:rFonts w:ascii="Arial" w:hAnsi="Arial" w:cs="Arial"/>
+          <w:sz w:val="28"/>
+          <w:szCs w:val="28"/>
+          <w:u w:val="single"/>
+        </w:rPr>
+      </w:pPr>
+    </w:p>
+    <w:p>
+      <w:pPr>
+        <w:rPr>
+          <w:rFonts w:ascii="Arial" w:hAnsi="Arial" w:cs="Arial"/>
+          <w:sz w:val="28"/>
+          <w:szCs w:val="28"/>
+          <w:u w:val="single"/>
+        </w:rPr>
+      </w:pPr>
+    </w:p>
+    <w:p>
+      <w:pPr>
+        <w:rPr>
+          <w:rFonts w:ascii="Arial" w:hAnsi="Arial" w:cs="Arial"/>
+          <w:sz w:val="28"/>
+          <w:szCs w:val="28"/>
+          <w:u w:val="single"/>
+        </w:rPr>
+      </w:pPr>
+    </w:p>
+    <w:p>
+      <w:pPr>
+        <w:rPr>
+          <w:rFonts w:ascii="Arial" w:hAnsi="Arial" w:cs="Arial"/>
+          <w:sz w:val="28"/>
+          <w:szCs w:val="28"/>
+          <w:u w:val="single"/>
+        </w:rPr>
+      </w:pPr>
+    </w:p>
+    <w:p>
+      <w:pPr>
+        <w:pStyle w:val="ListParagraph"/>
+        <w:numPr>
+          <w:ilvl w:val="0"/>
+          <w:numId w:val="14"/>
+        </w:numPr>
+        <w:spacing w:after="0" w:line="259" w:lineRule="auto"/>
+        <w:rPr>
+          <w:sz w:val="28"/>
+          <w:szCs w:val="28"/>
+        </w:rPr>
+      </w:pPr>
+      <w:r>
+        <w:rPr>
+          <w:sz w:val="28"/>
+          <w:szCs w:val="28"/>
+        </w:rPr>
+        <w:t xml:space="preserve">There are 2 Routers with IP assigned as: </w:t>
+      </w:r>
+    </w:p>
+    <w:p>
+      <w:pPr>
+        <w:pStyle w:val="ListParagraph"/>
+        <w:numPr>
+          <w:ilvl w:val="1"/>
+          <w:numId w:val="14"/>
+        </w:numPr>
+        <w:spacing w:after="0" w:line="259" w:lineRule="auto"/>
+        <w:rPr>
+          <w:sz w:val="28"/>
+          <w:szCs w:val="28"/>
+        </w:rPr>
+      </w:pPr>
+      <w:r>
+        <w:rPr>
+          <w:sz w:val="28"/>
+          <w:szCs w:val="28"/>
+        </w:rPr>
+        <w:t>Router0- 192.168.10.1 &amp; Router1- 192.168.20.</w:t>
+      </w:r>
+    </w:p>
+    <w:p>
+      <w:pPr>
+        <w:pStyle w:val="ListParagraph"/>
+        <w:numPr>
+          <w:ilvl w:val="0"/>
+          <w:numId w:val="14"/>
+        </w:numPr>
+        <w:spacing w:after="0" w:line="259" w:lineRule="auto"/>
+        <w:rPr>
+          <w:sz w:val="28"/>
+          <w:szCs w:val="28"/>
+        </w:rPr>
+      </w:pPr>
+      <w:r>
+        <w:rPr>
+          <w:sz w:val="28"/>
+          <w:szCs w:val="28"/>
+        </w:rPr>
+        <w:t>There are 2 switches which are connected with routers and further they are connected with the consequently PCs.</w:t>
+      </w:r>
+    </w:p>
+    <w:p>
+      <w:pPr>
+        <w:pStyle w:val="ListParagraph"/>
+        <w:numPr>
+          <w:ilvl w:val="0"/>
+          <w:numId w:val="13"/>
+        </w:numPr>
+        <w:spacing w:after="0" w:line="259" w:lineRule="auto"/>
+        <w:rPr>
+          <w:sz w:val="28"/>
+          <w:szCs w:val="28"/>
+        </w:rPr>
+      </w:pPr>
+      <w:r>
+        <w:rPr>
+          <w:sz w:val="28"/>
+          <w:szCs w:val="28"/>
+        </w:rPr>
+        <w:t>There are 4 PC with IP assigned as: PC1- 192.168.10.10, PC2-192.168.10.11, PC3- 192.168.20.10, PC4- 192.168.20.11</w:t>
+      </w:r>
+    </w:p>
+    <w:p>
+      <w:pPr>
+        <w:spacing w:after="0"/>
+        <w:rPr>
+          <w:rFonts w:ascii="Arial" w:hAnsi="Arial" w:cs="Arial"/>
+          <w:sz w:val="28"/>
+          <w:szCs w:val="28"/>
+          <w:u w:val="single"/>
+        </w:rPr>
+      </w:pPr>
+    </w:p>
+    <w:p>
+      <w:pPr>
+        <w:tabs>
+          <w:tab w:val="left" w:pos="2760"/>
+        </w:tabs>
+        <w:spacing w:after="0"/>
+        <w:rPr>
+          <w:rFonts w:ascii="Arial" w:hAnsi="Arial" w:cs="Arial"/>
+        </w:rPr>
+      </w:pPr>
+    </w:p>
+    <w:p>
+      <w:pPr>
+        <w:tabs>
+          <w:tab w:val="left" w:pos="2760"/>
+        </w:tabs>
+        <w:spacing w:after="0"/>
+        <w:rPr>
+          <w:rFonts w:ascii="Arial" w:hAnsi="Arial" w:cs="Arial"/>
+        </w:rPr>
+      </w:pPr>
+    </w:p>
+    <w:p>
+      <w:pPr>
+        <w:tabs>
+          <w:tab w:val="left" w:pos="2760"/>
+        </w:tabs>
+        <w:spacing w:after="0"/>
+        <w:rPr>
+          <w:rFonts w:ascii="Arial" w:hAnsi="Arial" w:cs="Arial"/>
+        </w:rPr>
+      </w:pPr>
+    </w:p>
+    <w:p>
+      <w:pPr>
+        <w:tabs>
+          <w:tab w:val="left" w:pos="2760"/>
+        </w:tabs>
+        <w:spacing w:after="0"/>
+        <w:rPr>
+          <w:rFonts w:ascii="Arial" w:hAnsi="Arial" w:cs="Arial"/>
+        </w:rPr>
+      </w:pPr>
+    </w:p>
+    <w:p>
+      <w:pPr>
+        <w:tabs>
+          <w:tab w:val="left" w:pos="2760"/>
+        </w:tabs>
+        <w:spacing w:after="0"/>
+        <w:rPr>
+          <w:rFonts w:ascii="Arial" w:hAnsi="Arial" w:cs="Arial"/>
+        </w:rPr>
+      </w:pPr>
+    </w:p>
+    <w:p>
+      <w:pPr>
+        <w:spacing w:after="0"/>
+        <w:rPr>
+          <w:rFonts w:ascii="Arial" w:hAnsi="Arial" w:cs="Arial"/>
+          <w:sz w:val="28"/>
+          <w:szCs w:val="28"/>
+        </w:rPr>
+      </w:pPr>
+    </w:p>
+    <w:p>
+      <w:pPr>
+        <w:spacing w:after="0"/>
+        <w:rPr>
+          <w:rFonts w:ascii="Arial" w:hAnsi="Arial" w:cs="Arial"/>
+          <w:sz w:val="28"/>
+          <w:szCs w:val="28"/>
+        </w:rPr>
+      </w:pPr>
+    </w:p>
+    <w:p>
+      <w:pPr>
+        <w:spacing w:after="0"/>
+        <w:rPr>
+          <w:rFonts w:ascii="Arial" w:hAnsi="Arial" w:cs="Arial"/>
+          <w:sz w:val="28"/>
+          <w:szCs w:val="28"/>
+        </w:rPr>
+      </w:pPr>
+    </w:p>
+    <w:p>
+      <w:pPr>
+        <w:spacing w:after="0"/>
+        <w:rPr>
+          <w:rFonts w:ascii="Arial" w:hAnsi="Arial" w:cs="Arial"/>
+          <w:sz w:val="28"/>
+          <w:szCs w:val="28"/>
+        </w:rPr>
+      </w:pPr>
+      <w:r>
+        <w:rPr>
+          <w:rFonts w:ascii="Arial" w:hAnsi="Arial" w:cs="Arial"/>
+          <w:sz w:val="28"/>
+          <w:szCs w:val="28"/>
+        </w:rPr>
+        <w:lastRenderedPageBreak/>
+        <w:t xml:space="preserve">Simulate traffic between devices and </w:t>
+      </w:r>
+      <w:proofErr w:type="spellStart"/>
+      <w:r>
+        <w:rPr>
+          <w:rFonts w:ascii="Arial" w:hAnsi="Arial" w:cs="Arial"/>
+          <w:sz w:val="28"/>
+          <w:szCs w:val="28"/>
+        </w:rPr>
+        <w:t>analyze</w:t>
+      </w:r>
+      <w:proofErr w:type="spellEnd"/>
+      <w:r>
+        <w:rPr>
+          <w:rFonts w:ascii="Arial" w:hAnsi="Arial" w:cs="Arial"/>
+          <w:sz w:val="28"/>
+          <w:szCs w:val="28"/>
+        </w:rPr>
+        <w:t xml:space="preserve"> packet flow.</w:t>
+      </w:r>
+    </w:p>
+    <w:p>
+      <w:pPr>
+        <w:tabs>
+          <w:tab w:val="left" w:pos="2760"/>
+        </w:tabs>
+        <w:spacing w:after="0"/>
+        <w:rPr>
+          <w:rFonts w:ascii="Arial" w:hAnsi="Arial" w:cs="Arial"/>
+        </w:rPr>
+      </w:pPr>
+      <w:r>
+        <w:rPr>
+          <w:noProof/>
+          <w:sz w:val="32"/>
+          <w:szCs w:val="32"/>
+        </w:rPr>
+        <w:drawing>
+          <wp:anchor distT="0" distB="0" distL="114300" distR="114300" simplePos="0" relativeHeight="251661312" behindDoc="0" locked="0" layoutInCell="1" allowOverlap="1" wp14:anchorId="6035C57A" wp14:editId="305CCC8B">
+            <wp:simplePos x="0" y="0"/>
+            <wp:positionH relativeFrom="margin">
+              <wp:align>left</wp:align>
+            </wp:positionH>
+            <wp:positionV relativeFrom="margin">
+              <wp:posOffset>440055</wp:posOffset>
+            </wp:positionV>
+            <wp:extent cx="6324600" cy="3552190"/>
+            <wp:effectExtent l="0" t="0" r="0" b="0"/>
+            <wp:wrapSquare wrapText="bothSides"/>
+            <wp:docPr id="895754060" name="Picture 2"/>
+            <wp:cNvGraphicFramePr>
+              <a:graphicFrameLocks xmlns:a="http://schemas.openxmlformats.org/drawingml/2006/main" noChangeAspect="1"/>
+            </wp:cNvGraphicFramePr>
+            <a:graphic xmlns:a="http://schemas.openxmlformats.org/drawingml/2006/main">
+              <a:graphicData uri="http://schemas.openxmlformats.org/drawingml/2006/picture">
+                <pic:pic xmlns:pic="http://schemas.openxmlformats.org/drawingml/2006/picture">
+                  <pic:nvPicPr>
+                    <pic:cNvPr id="895754060" name="Picture 895754060"/>
+                    <pic:cNvPicPr/>
+                  </pic:nvPicPr>
+                  <pic:blipFill>
+                    <a:blip r:embed="rId25" cstate="print">
+                      <a:extLst>
+                        <a:ext uri="{28A0092B-C50C-407E-A947-70E740481C1C}">
+                          <a14:useLocalDpi xmlns:a14="http://schemas.microsoft.com/office/drawing/2010/main" val="0"/>
+                        </a:ext>
+                      </a:extLst>
+                    </a:blip>
+                    <a:stretch>
+                      <a:fillRect/>
+                    </a:stretch>
+                  </pic:blipFill>
+                  <pic:spPr>
+                    <a:xfrm>
+                      <a:off x="0" y="0"/>
+                      <a:ext cx="6324600" cy="3552190"/>
+                    </a:xfrm>
+                    <a:prstGeom prst="rect">
+                      <a:avLst/>
+                    </a:prstGeom>
+                  </pic:spPr>
+                </pic:pic>
+              </a:graphicData>
+            </a:graphic>
+            <wp14:sizeRelH relativeFrom="margin">
+              <wp14:pctWidth>0</wp14:pctWidth>
+            </wp14:sizeRelH>
+            <wp14:sizeRelV relativeFrom="margin">
+              <wp14:pctHeight>0</wp14:pctHeight>
+            </wp14:sizeRelV>
+          </wp:anchor>
+        </w:drawing>
+      </w:r>
+    </w:p>
+    <w:p>
+      <w:pPr>
+        <w:tabs>
+          <w:tab w:val="left" w:pos="2760"/>
+        </w:tabs>
+        <w:spacing w:after="0"/>
+        <w:rPr>
+          <w:rFonts w:ascii="Arial" w:hAnsi="Arial" w:cs="Arial"/>
+        </w:rPr>
+      </w:pPr>
+    </w:p>
+    <w:p>
+      <w:pPr>
+        <w:spacing w:line="259" w:lineRule="auto"/>
+        <w:rPr>
+          <w:sz w:val="28"/>
+          <w:szCs w:val="28"/>
+        </w:rPr>
+      </w:pPr>
+      <w:r>
+        <w:rPr>
+          <w:sz w:val="28"/>
+          <w:szCs w:val="28"/>
+        </w:rPr>
+        <w:t>For Routing RIP version 2 protocol is being used to connect both the router with each to make a connection with the Copper Straight-Through wire cable to join the devices with each other.</w:t>
+      </w:r>
+    </w:p>
+    <w:p>
+      <w:pPr>
+        <w:tabs>
+          <w:tab w:val="left" w:pos="2760"/>
+        </w:tabs>
+        <w:spacing w:after="0"/>
+        <w:rPr>
+          <w:noProof/>
+          <w:sz w:val="28"/>
+          <w:szCs w:val="28"/>
+        </w:rPr>
+      </w:pPr>
+      <w:r>
+        <w:rPr>
+          <w:sz w:val="28"/>
+          <w:szCs w:val="28"/>
+        </w:rPr>
+        <w:t>Now as the connection is successfully established the ping pc2, pc3 and pc4 is showing the results</w:t>
+      </w:r>
+      <w:r>
+        <w:rPr>
+          <w:noProof/>
+          <w:sz w:val="28"/>
+          <w:szCs w:val="28"/>
+        </w:rPr>
+        <w:t xml:space="preserve"> </w:t>
+      </w:r>
+    </w:p>
+    <w:p>
+      <w:pPr>
+        <w:tabs>
+          <w:tab w:val="left" w:pos="2760"/>
+        </w:tabs>
+        <w:spacing w:after="0"/>
+        <w:rPr>
+          <w:noProof/>
+          <w:sz w:val="28"/>
+          <w:szCs w:val="28"/>
+        </w:rPr>
+      </w:pPr>
+    </w:p>
+    <w:p>
+      <w:pPr>
+        <w:spacing w:line="259" w:lineRule="auto"/>
+        <w:rPr>
+          <w:b/>
+          <w:bCs/>
+          <w:sz w:val="28"/>
+          <w:szCs w:val="28"/>
+          <w:u w:val="single"/>
+        </w:rPr>
+      </w:pPr>
+      <w:r>
+        <w:rPr>
+          <w:sz w:val="28"/>
+          <w:szCs w:val="28"/>
+        </w:rPr>
+        <w:t xml:space="preserve">The packet flow from the PC1 to PC3 goes in this flow:  </w:t>
+      </w:r>
+      <w:r>
+        <w:rPr>
+          <w:sz w:val="28"/>
+          <w:szCs w:val="28"/>
+        </w:rPr>
+        <w:br/>
+      </w:r>
+      <w:r>
+        <w:rPr>
+          <w:b/>
+          <w:bCs/>
+          <w:sz w:val="28"/>
+          <w:szCs w:val="28"/>
+          <w:u w:val="single"/>
+        </w:rPr>
+        <w:t>PC1 → Switch0 → Router0 → Router1 → Switch1 → PC3</w:t>
+      </w:r>
+    </w:p>
+    <w:p>
+      <w:pPr>
+        <w:rPr>
+          <w:b/>
+          <w:bCs/>
+          <w:sz w:val="28"/>
+          <w:szCs w:val="28"/>
+          <w:u w:val="single"/>
+        </w:rPr>
+      </w:pPr>
+    </w:p>
+    <w:p>
+      <w:pPr>
+        <w:rPr>
+          <w:b/>
+          <w:bCs/>
+          <w:sz w:val="28"/>
+          <w:szCs w:val="28"/>
+          <w:u w:val="single"/>
+        </w:rPr>
+      </w:pPr>
+    </w:p>
+    <w:p>
+      <w:pPr>
+        <w:rPr>
+          <w:b/>
+          <w:bCs/>
+          <w:sz w:val="28"/>
+          <w:szCs w:val="28"/>
+          <w:u w:val="single"/>
+        </w:rPr>
+      </w:pPr>
+    </w:p>
+    <w:p>
+      <w:pPr>
+        <w:rPr>
+          <w:b/>
+          <w:bCs/>
+          <w:sz w:val="28"/>
+          <w:szCs w:val="28"/>
+          <w:u w:val="single"/>
+        </w:rPr>
+      </w:pPr>
+    </w:p>
+    <w:p>
+      <w:pPr>
+        <w:rPr>
+          <w:b/>
+          <w:bCs/>
+          <w:sz w:val="28"/>
+          <w:szCs w:val="28"/>
+          <w:u w:val="single"/>
+        </w:rPr>
+      </w:pPr>
+    </w:p>
+    <w:p>
+      <w:pPr>
+        <w:rPr>
+          <w:b/>
+          <w:bCs/>
+          <w:sz w:val="28"/>
+          <w:szCs w:val="28"/>
+          <w:u w:val="single"/>
+        </w:rPr>
+      </w:pPr>
+    </w:p>
+    <w:p>
+      <w:pPr>
+        <w:rPr>
+          <w:b/>
+          <w:bCs/>
+          <w:sz w:val="28"/>
+          <w:szCs w:val="28"/>
+          <w:u w:val="single"/>
+        </w:rPr>
+      </w:pPr>
+    </w:p>
+    <w:p>
+      <w:pPr>
+        <w:rPr>
+          <w:b/>
+          <w:bCs/>
+          <w:sz w:val="28"/>
+          <w:szCs w:val="28"/>
+          <w:u w:val="single"/>
+        </w:rPr>
+      </w:pPr>
+    </w:p>
+    <w:p>
+      <w:pPr>
+        <w:rPr>
+          <w:b/>
+          <w:bCs/>
+          <w:sz w:val="28"/>
+          <w:szCs w:val="28"/>
+          <w:u w:val="single"/>
+        </w:rPr>
+      </w:pPr>
+    </w:p>
+    <w:p>
+      <w:pPr>
+        <w:rPr>
+          <w:b/>
+          <w:bCs/>
+          <w:sz w:val="28"/>
+          <w:szCs w:val="28"/>
+          <w:u w:val="single"/>
+        </w:rPr>
+      </w:pPr>
+    </w:p>
+    <w:p>
+      <w:pPr>
+        <w:rPr>
+          <w:b/>
+          <w:bCs/>
+          <w:sz w:val="28"/>
+          <w:szCs w:val="28"/>
+          <w:u w:val="single"/>
+        </w:rPr>
+      </w:pPr>
+      <w:r>
+        <w:rPr>
+          <w:b/>
+          <w:bCs/>
+          <w:sz w:val="28"/>
+          <w:szCs w:val="28"/>
+          <w:u w:val="single"/>
+        </w:rPr>
+        <w:lastRenderedPageBreak/>
+        <w:t>Implement basic firewall rules and observe their effect.</w:t>
+      </w:r>
+    </w:p>
+    <w:p>
+      <w:pPr>
+        <w:rPr>
+          <w:b/>
+          <w:bCs/>
+          <w:sz w:val="28"/>
+          <w:szCs w:val="28"/>
+          <w:u w:val="single"/>
+        </w:rPr>
+      </w:pPr>
+      <w:r>
+        <w:rPr>
+          <w:noProof/>
+        </w:rPr>
+        <w:drawing>
+          <wp:inline distT="0" distB="0" distL="0" distR="0" wp14:anchorId="653A7C5E" wp14:editId="386622DE">
+            <wp:extent cx="6648450" cy="3732852"/>
+            <wp:effectExtent l="0" t="0" r="0" b="1270"/>
+            <wp:docPr id="1309605176" name="Picture 1"/>
+            <wp:cNvGraphicFramePr>
+              <a:graphicFrameLocks xmlns:a="http://schemas.openxmlformats.org/drawingml/2006/main" noChangeAspect="1"/>
+            </wp:cNvGraphicFramePr>
+            <a:graphic xmlns:a="http://schemas.openxmlformats.org/drawingml/2006/main">
+              <a:graphicData uri="http://schemas.openxmlformats.org/drawingml/2006/picture">
+                <pic:pic xmlns:pic="http://schemas.openxmlformats.org/drawingml/2006/picture">
+                  <pic:nvPicPr>
+                    <pic:cNvPr id="1309605176" name=""/>
+                    <pic:cNvPicPr/>
+                  </pic:nvPicPr>
+                  <pic:blipFill>
+                    <a:blip r:embed="rId26"/>
+                    <a:stretch>
+                      <a:fillRect/>
+                    </a:stretch>
+                  </pic:blipFill>
+                  <pic:spPr>
+                    <a:xfrm>
+                      <a:off x="0" y="0"/>
+                      <a:ext cx="6663428" cy="3741262"/>
+                    </a:xfrm>
+                    <a:prstGeom prst="rect">
+                      <a:avLst/>
+                    </a:prstGeom>
+                  </pic:spPr>
+                </pic:pic>
+              </a:graphicData>
+            </a:graphic>
+          </wp:inline>
+        </w:drawing>
+      </w:r>
+    </w:p>
+    <w:p>
+      <w:pPr>
+        <w:spacing w:line="259" w:lineRule="auto"/>
+        <w:rPr>
+          <w:sz w:val="28"/>
+          <w:szCs w:val="28"/>
+        </w:rPr>
+      </w:pPr>
+      <w:r>
+        <w:rPr>
+          <w:sz w:val="28"/>
+          <w:szCs w:val="28"/>
+        </w:rPr>
+        <w:t xml:space="preserve">Now </w:t>
+      </w:r>
+      <w:proofErr w:type="gramStart"/>
+      <w:r>
+        <w:rPr>
+          <w:sz w:val="28"/>
+          <w:szCs w:val="28"/>
+        </w:rPr>
+        <w:t>From</w:t>
+      </w:r>
+      <w:proofErr w:type="gramEnd"/>
+      <w:r>
+        <w:rPr>
+          <w:sz w:val="28"/>
+          <w:szCs w:val="28"/>
+        </w:rPr>
+        <w:t xml:space="preserve"> the image, firewall is being Established which is blocking the traffic from PC3 and allowing all the other traffic data coming to PC1.</w:t>
+      </w:r>
+    </w:p>
+    <w:p>
+      <w:pPr>
+        <w:spacing w:line="259" w:lineRule="auto"/>
+        <w:rPr>
+          <w:sz w:val="28"/>
+          <w:szCs w:val="28"/>
+        </w:rPr>
+      </w:pPr>
+      <w:r>
+        <w:rPr>
+          <w:sz w:val="28"/>
+          <w:szCs w:val="28"/>
+        </w:rPr>
+        <w:t xml:space="preserve">Whenever the traffic is coming from PC3 with the IP address 192.168.10.10 it is showing “Destination unreachable”, instead of which whenever the data is coming from any other ping like 192.168.10.11 </w:t>
+      </w:r>
+      <w:proofErr w:type="gramStart"/>
+      <w:r>
+        <w:rPr>
+          <w:sz w:val="28"/>
+          <w:szCs w:val="28"/>
+        </w:rPr>
+        <w:t>it  is</w:t>
+      </w:r>
+      <w:proofErr w:type="gramEnd"/>
+      <w:r>
+        <w:rPr>
+          <w:sz w:val="28"/>
+          <w:szCs w:val="28"/>
+        </w:rPr>
+        <w:t xml:space="preserve"> showing success. </w:t>
+      </w:r>
+      <w:r>
+        <w:rPr>
+          <w:sz w:val="28"/>
+          <w:szCs w:val="28"/>
+        </w:rPr>
+        <w:br/>
+      </w:r>
+      <w:r>
+        <w:rPr>
+          <w:sz w:val="28"/>
+          <w:szCs w:val="28"/>
+        </w:rPr>
+        <w:br/>
+      </w:r>
+      <w:r>
+        <w:rPr>
+          <w:sz w:val="28"/>
+          <w:szCs w:val="28"/>
+        </w:rPr>
+        <w:t xml:space="preserve">It shows that the firewall is being created and is active for the data traffic coming from ping 192.168.10.11 into pc3 is being blocked while for all the other </w:t>
+      </w:r>
+      <w:proofErr w:type="spellStart"/>
+      <w:r>
+        <w:rPr>
+          <w:sz w:val="28"/>
+          <w:szCs w:val="28"/>
+        </w:rPr>
+        <w:t>ip</w:t>
+      </w:r>
+      <w:proofErr w:type="spellEnd"/>
+      <w:r>
+        <w:rPr>
+          <w:sz w:val="28"/>
+          <w:szCs w:val="28"/>
+        </w:rPr>
+        <w:t xml:space="preserve"> addresses it is allowed.</w:t>
+      </w:r>
+    </w:p>
+    <w:p>
+      <w:pPr>
+        <w:spacing w:line="259" w:lineRule="auto"/>
+        <w:rPr>
+          <w:sz w:val="28"/>
+          <w:szCs w:val="28"/>
+        </w:rPr>
+      </w:pPr>
+    </w:p>
+    <w:p>
+      <w:pPr>
+        <w:spacing w:line="259" w:lineRule="auto"/>
+        <w:rPr>
+          <w:sz w:val="28"/>
+          <w:szCs w:val="28"/>
+        </w:rPr>
+      </w:pPr>
+    </w:p>
+    <w:p>
+      <w:pPr>
+        <w:spacing w:line="259" w:lineRule="auto"/>
+        <w:rPr>
+          <w:sz w:val="28"/>
+          <w:szCs w:val="28"/>
+        </w:rPr>
+      </w:pPr>
+    </w:p>
+    <w:p>
+      <w:pPr>
+        <w:spacing w:line="259" w:lineRule="auto"/>
+        <w:rPr>
+          <w:sz w:val="28"/>
+          <w:szCs w:val="28"/>
+        </w:rPr>
+      </w:pPr>
+    </w:p>
+    <w:p>
+      <w:pPr>
+        <w:spacing w:line="259" w:lineRule="auto"/>
+        <w:rPr>
+          <w:sz w:val="28"/>
+          <w:szCs w:val="28"/>
+        </w:rPr>
+      </w:pPr>
+    </w:p>
+    <w:p>
+      <w:pPr>
+        <w:spacing w:line="259" w:lineRule="auto"/>
+        <w:rPr>
+          <w:sz w:val="28"/>
+          <w:szCs w:val="28"/>
+        </w:rPr>
+      </w:pPr>
+    </w:p>
+    <w:p>
+      <w:pPr>
+        <w:spacing w:line="259" w:lineRule="auto"/>
+        <w:rPr>
+          <w:sz w:val="28"/>
+          <w:szCs w:val="28"/>
+        </w:rPr>
+      </w:pPr>
+    </w:p>
+    <w:p>
+      <w:pPr>
+        <w:spacing w:line="259" w:lineRule="auto"/>
+        <w:rPr>
+          <w:sz w:val="28"/>
+          <w:szCs w:val="28"/>
+        </w:rPr>
+      </w:pPr>
+    </w:p>
+    <w:p>
+      <w:pPr>
+        <w:spacing w:line="259" w:lineRule="auto"/>
+        <w:rPr>
+          <w:sz w:val="28"/>
+          <w:szCs w:val="28"/>
+        </w:rPr>
+      </w:pPr>
+    </w:p>
+    <w:p>
+      <w:pPr>
+        <w:spacing w:line="259" w:lineRule="auto"/>
+        <w:rPr>
+          <w:sz w:val="28"/>
+          <w:szCs w:val="28"/>
+        </w:rPr>
+      </w:pPr>
+    </w:p>
     <w:sectPr>
       <w:pgSz w:w="11906" w:h="16838"/>
       <w:pgMar w:top="720" w:right="720" w:bottom="720" w:left="720" w:header="708" w:footer="708" w:gutter="0"/>
@@ -3512,6 +4746,119 @@
     </w:lvl>
   </w:abstractNum>
   <w:abstractNum w:abstractNumId="3" w15:restartNumberingAfterBreak="0">
+    <w:nsid w:val="2B8A16AC"/>
+    <w:multiLevelType w:val="hybridMultilevel"/>
+    <w:tmpl w:val="E23484A4"/>
+    <w:lvl w:ilvl="0" w:tplc="40090003">
+      <w:start w:val="1"/>
+      <w:numFmt w:val="bullet"/>
+      <w:lvlText w:val="o"/>
+      <w:lvlJc w:val="left"/>
+      <w:pPr>
+        <w:ind w:left="720" w:hanging="360"/>
+      </w:pPr>
+      <w:rPr>
+        <w:rFonts w:ascii="Courier New" w:hAnsi="Courier New" w:cs="Courier New" w:hint="default"/>
+      </w:rPr>
+    </w:lvl>
+    <w:lvl w:ilvl="1" w:tplc="40090003" w:tentative="1">
+      <w:start w:val="1"/>
+      <w:numFmt w:val="bullet"/>
+      <w:lvlText w:val="o"/>
+      <w:lvlJc w:val="left"/>
+      <w:pPr>
+        <w:ind w:left="1440" w:hanging="360"/>
+      </w:pPr>
+      <w:rPr>
+        <w:rFonts w:ascii="Courier New" w:hAnsi="Courier New" w:cs="Courier New" w:hint="default"/>
+      </w:rPr>
+    </w:lvl>
+    <w:lvl w:ilvl="2" w:tplc="40090005" w:tentative="1">
+      <w:start w:val="1"/>
+      <w:numFmt w:val="bullet"/>
+      <w:lvlText w:val=""/>
+      <w:lvlJc w:val="left"/>
+      <w:pPr>
+        <w:ind w:left="2160" w:hanging="360"/>
+      </w:pPr>
+      <w:rPr>
+        <w:rFonts w:ascii="Wingdings" w:hAnsi="Wingdings" w:hint="default"/>
+      </w:rPr>
+    </w:lvl>
+    <w:lvl w:ilvl="3" w:tplc="40090001" w:tentative="1">
+      <w:start w:val="1"/>
+      <w:numFmt w:val="bullet"/>
+      <w:lvlText w:val=""/>
+      <w:lvlJc w:val="left"/>
+      <w:pPr>
+        <w:ind w:left="2880" w:hanging="360"/>
+      </w:pPr>
+      <w:rPr>
+        <w:rFonts w:ascii="Symbol" w:hAnsi="Symbol" w:hint="default"/>
+      </w:rPr>
+    </w:lvl>
+    <w:lvl w:ilvl="4" w:tplc="40090003" w:tentative="1">
+      <w:start w:val="1"/>
+      <w:numFmt w:val="bullet"/>
+      <w:lvlText w:val="o"/>
+      <w:lvlJc w:val="left"/>
+      <w:pPr>
+        <w:ind w:left="3600" w:hanging="360"/>
+      </w:pPr>
+      <w:rPr>
+        <w:rFonts w:ascii="Courier New" w:hAnsi="Courier New" w:cs="Courier New" w:hint="default"/>
+      </w:rPr>
+    </w:lvl>
+    <w:lvl w:ilvl="5" w:tplc="40090005" w:tentative="1">
+      <w:start w:val="1"/>
+      <w:numFmt w:val="bullet"/>
+      <w:lvlText w:val=""/>
+      <w:lvlJc w:val="left"/>
+      <w:pPr>
+        <w:ind w:left="4320" w:hanging="360"/>
+      </w:pPr>
+      <w:rPr>
+        <w:rFonts w:ascii="Wingdings" w:hAnsi="Wingdings" w:hint="default"/>
+      </w:rPr>
+    </w:lvl>
+    <w:lvl w:ilvl="6" w:tplc="40090001" w:tentative="1">
+      <w:start w:val="1"/>
+      <w:numFmt w:val="bullet"/>
+      <w:lvlText w:val=""/>
+      <w:lvlJc w:val="left"/>
+      <w:pPr>
+        <w:ind w:left="5040" w:hanging="360"/>
+      </w:pPr>
+      <w:rPr>
+        <w:rFonts w:ascii="Symbol" w:hAnsi="Symbol" w:hint="default"/>
+      </w:rPr>
+    </w:lvl>
+    <w:lvl w:ilvl="7" w:tplc="40090003" w:tentative="1">
+      <w:start w:val="1"/>
+      <w:numFmt w:val="bullet"/>
+      <w:lvlText w:val="o"/>
+      <w:lvlJc w:val="left"/>
+      <w:pPr>
+        <w:ind w:left="5760" w:hanging="360"/>
+      </w:pPr>
+      <w:rPr>
+        <w:rFonts w:ascii="Courier New" w:hAnsi="Courier New" w:cs="Courier New" w:hint="default"/>
+      </w:rPr>
+    </w:lvl>
+    <w:lvl w:ilvl="8" w:tplc="40090005" w:tentative="1">
+      <w:start w:val="1"/>
+      <w:numFmt w:val="bullet"/>
+      <w:lvlText w:val=""/>
+      <w:lvlJc w:val="left"/>
+      <w:pPr>
+        <w:ind w:left="6480" w:hanging="360"/>
+      </w:pPr>
+      <w:rPr>
+        <w:rFonts w:ascii="Wingdings" w:hAnsi="Wingdings" w:hint="default"/>
+      </w:rPr>
+    </w:lvl>
+  </w:abstractNum>
+  <w:abstractNum w:abstractNumId="4" w15:restartNumberingAfterBreak="0">
     <w:nsid w:val="2DEC7553"/>
     <w:multiLevelType w:val="multilevel"/>
     <w:tmpl w:val="9CCCCCC0"/>
@@ -3660,7 +5007,209 @@
       </w:rPr>
     </w:lvl>
   </w:abstractNum>
-  <w:abstractNum w:abstractNumId="4" w15:restartNumberingAfterBreak="0">
+  <w:abstractNum w:abstractNumId="5" w15:restartNumberingAfterBreak="0">
+    <w:nsid w:val="2E5A5C9C"/>
+    <w:multiLevelType w:val="hybridMultilevel"/>
+    <w:tmpl w:val="5FE06896"/>
+    <w:lvl w:ilvl="0" w:tplc="40090003">
+      <w:start w:val="1"/>
+      <w:numFmt w:val="bullet"/>
+      <w:lvlText w:val="o"/>
+      <w:lvlJc w:val="left"/>
+      <w:pPr>
+        <w:ind w:left="720" w:hanging="360"/>
+      </w:pPr>
+      <w:rPr>
+        <w:rFonts w:ascii="Courier New" w:hAnsi="Courier New" w:cs="Courier New" w:hint="default"/>
+      </w:rPr>
+    </w:lvl>
+    <w:lvl w:ilvl="1" w:tplc="40090019">
+      <w:start w:val="1"/>
+      <w:numFmt w:val="lowerLetter"/>
+      <w:lvlText w:val="%2."/>
+      <w:lvlJc w:val="left"/>
+      <w:pPr>
+        <w:ind w:left="1440" w:hanging="360"/>
+      </w:pPr>
+    </w:lvl>
+    <w:lvl w:ilvl="2" w:tplc="4009001B" w:tentative="1">
+      <w:start w:val="1"/>
+      <w:numFmt w:val="lowerRoman"/>
+      <w:lvlText w:val="%3."/>
+      <w:lvlJc w:val="right"/>
+      <w:pPr>
+        <w:ind w:left="2160" w:hanging="180"/>
+      </w:pPr>
+    </w:lvl>
+    <w:lvl w:ilvl="3" w:tplc="4009000F" w:tentative="1">
+      <w:start w:val="1"/>
+      <w:numFmt w:val="decimal"/>
+      <w:lvlText w:val="%4."/>
+      <w:lvlJc w:val="left"/>
+      <w:pPr>
+        <w:ind w:left="2880" w:hanging="360"/>
+      </w:pPr>
+    </w:lvl>
+    <w:lvl w:ilvl="4" w:tplc="40090019" w:tentative="1">
+      <w:start w:val="1"/>
+      <w:numFmt w:val="lowerLetter"/>
+      <w:lvlText w:val="%5."/>
+      <w:lvlJc w:val="left"/>
+      <w:pPr>
+        <w:ind w:left="3600" w:hanging="360"/>
+      </w:pPr>
+    </w:lvl>
+    <w:lvl w:ilvl="5" w:tplc="4009001B" w:tentative="1">
+      <w:start w:val="1"/>
+      <w:numFmt w:val="lowerRoman"/>
+      <w:lvlText w:val="%6."/>
+      <w:lvlJc w:val="right"/>
+      <w:pPr>
+        <w:ind w:left="4320" w:hanging="180"/>
+      </w:pPr>
+    </w:lvl>
+    <w:lvl w:ilvl="6" w:tplc="4009000F" w:tentative="1">
+      <w:start w:val="1"/>
+      <w:numFmt w:val="decimal"/>
+      <w:lvlText w:val="%7."/>
+      <w:lvlJc w:val="left"/>
+      <w:pPr>
+        <w:ind w:left="5040" w:hanging="360"/>
+      </w:pPr>
+    </w:lvl>
+    <w:lvl w:ilvl="7" w:tplc="40090019" w:tentative="1">
+      <w:start w:val="1"/>
+      <w:numFmt w:val="lowerLetter"/>
+      <w:lvlText w:val="%8."/>
+      <w:lvlJc w:val="left"/>
+      <w:pPr>
+        <w:ind w:left="5760" w:hanging="360"/>
+      </w:pPr>
+    </w:lvl>
+    <w:lvl w:ilvl="8" w:tplc="4009001B" w:tentative="1">
+      <w:start w:val="1"/>
+      <w:numFmt w:val="lowerRoman"/>
+      <w:lvlText w:val="%9."/>
+      <w:lvlJc w:val="right"/>
+      <w:pPr>
+        <w:ind w:left="6480" w:hanging="180"/>
+      </w:pPr>
+    </w:lvl>
+  </w:abstractNum>
+  <w:abstractNum w:abstractNumId="6" w15:restartNumberingAfterBreak="0">
+    <w:nsid w:val="39E8421B"/>
+    <w:multiLevelType w:val="hybridMultilevel"/>
+    <w:tmpl w:val="8838673A"/>
+    <w:lvl w:ilvl="0" w:tplc="40090003">
+      <w:start w:val="1"/>
+      <w:numFmt w:val="bullet"/>
+      <w:lvlText w:val="o"/>
+      <w:lvlJc w:val="left"/>
+      <w:pPr>
+        <w:ind w:left="720" w:hanging="360"/>
+      </w:pPr>
+      <w:rPr>
+        <w:rFonts w:ascii="Courier New" w:hAnsi="Courier New" w:cs="Courier New" w:hint="default"/>
+      </w:rPr>
+    </w:lvl>
+    <w:lvl w:ilvl="1" w:tplc="40090003" w:tentative="1">
+      <w:start w:val="1"/>
+      <w:numFmt w:val="bullet"/>
+      <w:lvlText w:val="o"/>
+      <w:lvlJc w:val="left"/>
+      <w:pPr>
+        <w:ind w:left="1440" w:hanging="360"/>
+      </w:pPr>
+      <w:rPr>
+        <w:rFonts w:ascii="Courier New" w:hAnsi="Courier New" w:cs="Courier New" w:hint="default"/>
+      </w:rPr>
+    </w:lvl>
+    <w:lvl w:ilvl="2" w:tplc="40090005" w:tentative="1">
+      <w:start w:val="1"/>
+      <w:numFmt w:val="bullet"/>
+      <w:lvlText w:val=""/>
+      <w:lvlJc w:val="left"/>
+      <w:pPr>
+        <w:ind w:left="2160" w:hanging="360"/>
+      </w:pPr>
+      <w:rPr>
+        <w:rFonts w:ascii="Wingdings" w:hAnsi="Wingdings" w:hint="default"/>
+      </w:rPr>
+    </w:lvl>
+    <w:lvl w:ilvl="3" w:tplc="40090001" w:tentative="1">
+      <w:start w:val="1"/>
+      <w:numFmt w:val="bullet"/>
+      <w:lvlText w:val=""/>
+      <w:lvlJc w:val="left"/>
+      <w:pPr>
+        <w:ind w:left="2880" w:hanging="360"/>
+      </w:pPr>
+      <w:rPr>
+        <w:rFonts w:ascii="Symbol" w:hAnsi="Symbol" w:hint="default"/>
+      </w:rPr>
+    </w:lvl>
+    <w:lvl w:ilvl="4" w:tplc="40090003" w:tentative="1">
+      <w:start w:val="1"/>
+      <w:numFmt w:val="bullet"/>
+      <w:lvlText w:val="o"/>
+      <w:lvlJc w:val="left"/>
+      <w:pPr>
+        <w:ind w:left="3600" w:hanging="360"/>
+      </w:pPr>
+      <w:rPr>
+        <w:rFonts w:ascii="Courier New" w:hAnsi="Courier New" w:cs="Courier New" w:hint="default"/>
+      </w:rPr>
+    </w:lvl>
+    <w:lvl w:ilvl="5" w:tplc="40090005" w:tentative="1">
+      <w:start w:val="1"/>
+      <w:numFmt w:val="bullet"/>
+      <w:lvlText w:val=""/>
+      <w:lvlJc w:val="left"/>
+      <w:pPr>
+        <w:ind w:left="4320" w:hanging="360"/>
+      </w:pPr>
+      <w:rPr>
+        <w:rFonts w:ascii="Wingdings" w:hAnsi="Wingdings" w:hint="default"/>
+      </w:rPr>
+    </w:lvl>
+    <w:lvl w:ilvl="6" w:tplc="40090001" w:tentative="1">
+      <w:start w:val="1"/>
+      <w:numFmt w:val="bullet"/>
+      <w:lvlText w:val=""/>
+      <w:lvlJc w:val="left"/>
+      <w:pPr>
+        <w:ind w:left="5040" w:hanging="360"/>
+      </w:pPr>
+      <w:rPr>
+        <w:rFonts w:ascii="Symbol" w:hAnsi="Symbol" w:hint="default"/>
+      </w:rPr>
+    </w:lvl>
+    <w:lvl w:ilvl="7" w:tplc="40090003" w:tentative="1">
+      <w:start w:val="1"/>
+      <w:numFmt w:val="bullet"/>
+      <w:lvlText w:val="o"/>
+      <w:lvlJc w:val="left"/>
+      <w:pPr>
+        <w:ind w:left="5760" w:hanging="360"/>
+      </w:pPr>
+      <w:rPr>
+        <w:rFonts w:ascii="Courier New" w:hAnsi="Courier New" w:cs="Courier New" w:hint="default"/>
+      </w:rPr>
+    </w:lvl>
+    <w:lvl w:ilvl="8" w:tplc="40090005" w:tentative="1">
+      <w:start w:val="1"/>
+      <w:numFmt w:val="bullet"/>
+      <w:lvlText w:val=""/>
+      <w:lvlJc w:val="left"/>
+      <w:pPr>
+        <w:ind w:left="6480" w:hanging="360"/>
+      </w:pPr>
+      <w:rPr>
+        <w:rFonts w:ascii="Wingdings" w:hAnsi="Wingdings" w:hint="default"/>
+      </w:rPr>
+    </w:lvl>
+  </w:abstractNum>
+  <w:abstractNum w:abstractNumId="7" w15:restartNumberingAfterBreak="0">
     <w:nsid w:val="3CD74EC2"/>
     <w:multiLevelType w:val="multilevel"/>
     <w:tmpl w:val="5992CE26"/>
@@ -3809,7 +5358,394 @@
       </w:rPr>
     </w:lvl>
   </w:abstractNum>
-  <w:abstractNum w:abstractNumId="5" w15:restartNumberingAfterBreak="0">
+  <w:abstractNum w:abstractNumId="8" w15:restartNumberingAfterBreak="0">
+    <w:nsid w:val="3F293A3B"/>
+    <w:multiLevelType w:val="multilevel"/>
+    <w:tmpl w:val="78306566"/>
+    <w:lvl w:ilvl="0">
+      <w:start w:val="1"/>
+      <w:numFmt w:val="bullet"/>
+      <w:lvlText w:val=""/>
+      <w:lvlJc w:val="left"/>
+      <w:pPr>
+        <w:tabs>
+          <w:tab w:val="num" w:pos="720"/>
+        </w:tabs>
+        <w:ind w:left="720" w:hanging="360"/>
+      </w:pPr>
+      <w:rPr>
+        <w:rFonts w:ascii="Symbol" w:hAnsi="Symbol" w:hint="default"/>
+        <w:sz w:val="20"/>
+      </w:rPr>
+    </w:lvl>
+    <w:lvl w:ilvl="1" w:tentative="1">
+      <w:start w:val="1"/>
+      <w:numFmt w:val="bullet"/>
+      <w:lvlText w:val=""/>
+      <w:lvlJc w:val="left"/>
+      <w:pPr>
+        <w:tabs>
+          <w:tab w:val="num" w:pos="1440"/>
+        </w:tabs>
+        <w:ind w:left="1440" w:hanging="360"/>
+      </w:pPr>
+      <w:rPr>
+        <w:rFonts w:ascii="Symbol" w:hAnsi="Symbol" w:hint="default"/>
+        <w:sz w:val="20"/>
+      </w:rPr>
+    </w:lvl>
+    <w:lvl w:ilvl="2" w:tentative="1">
+      <w:start w:val="1"/>
+      <w:numFmt w:val="bullet"/>
+      <w:lvlText w:val=""/>
+      <w:lvlJc w:val="left"/>
+      <w:pPr>
+        <w:tabs>
+          <w:tab w:val="num" w:pos="2160"/>
+        </w:tabs>
+        <w:ind w:left="2160" w:hanging="360"/>
+      </w:pPr>
+      <w:rPr>
+        <w:rFonts w:ascii="Symbol" w:hAnsi="Symbol" w:hint="default"/>
+        <w:sz w:val="20"/>
+      </w:rPr>
+    </w:lvl>
+    <w:lvl w:ilvl="3" w:tentative="1">
+      <w:start w:val="1"/>
+      <w:numFmt w:val="bullet"/>
+      <w:lvlText w:val=""/>
+      <w:lvlJc w:val="left"/>
+      <w:pPr>
+        <w:tabs>
+          <w:tab w:val="num" w:pos="2880"/>
+        </w:tabs>
+        <w:ind w:left="2880" w:hanging="360"/>
+      </w:pPr>
+      <w:rPr>
+        <w:rFonts w:ascii="Symbol" w:hAnsi="Symbol" w:hint="default"/>
+        <w:sz w:val="20"/>
+      </w:rPr>
+    </w:lvl>
+    <w:lvl w:ilvl="4" w:tentative="1">
+      <w:start w:val="1"/>
+      <w:numFmt w:val="bullet"/>
+      <w:lvlText w:val=""/>
+      <w:lvlJc w:val="left"/>
+      <w:pPr>
+        <w:tabs>
+          <w:tab w:val="num" w:pos="3600"/>
+        </w:tabs>
+        <w:ind w:left="3600" w:hanging="360"/>
+      </w:pPr>
+      <w:rPr>
+        <w:rFonts w:ascii="Symbol" w:hAnsi="Symbol" w:hint="default"/>
+        <w:sz w:val="20"/>
+      </w:rPr>
+    </w:lvl>
+    <w:lvl w:ilvl="5" w:tentative="1">
+      <w:start w:val="1"/>
+      <w:numFmt w:val="bullet"/>
+      <w:lvlText w:val=""/>
+      <w:lvlJc w:val="left"/>
+      <w:pPr>
+        <w:tabs>
+          <w:tab w:val="num" w:pos="4320"/>
+        </w:tabs>
+        <w:ind w:left="4320" w:hanging="360"/>
+      </w:pPr>
+      <w:rPr>
+        <w:rFonts w:ascii="Symbol" w:hAnsi="Symbol" w:hint="default"/>
+        <w:sz w:val="20"/>
+      </w:rPr>
+    </w:lvl>
+    <w:lvl w:ilvl="6" w:tentative="1">
+      <w:start w:val="1"/>
+      <w:numFmt w:val="bullet"/>
+      <w:lvlText w:val=""/>
+      <w:lvlJc w:val="left"/>
+      <w:pPr>
+        <w:tabs>
+          <w:tab w:val="num" w:pos="5040"/>
+        </w:tabs>
+        <w:ind w:left="5040" w:hanging="360"/>
+      </w:pPr>
+      <w:rPr>
+        <w:rFonts w:ascii="Symbol" w:hAnsi="Symbol" w:hint="default"/>
+        <w:sz w:val="20"/>
+      </w:rPr>
+    </w:lvl>
+    <w:lvl w:ilvl="7" w:tentative="1">
+      <w:start w:val="1"/>
+      <w:numFmt w:val="bullet"/>
+      <w:lvlText w:val=""/>
+      <w:lvlJc w:val="left"/>
+      <w:pPr>
+        <w:tabs>
+          <w:tab w:val="num" w:pos="5760"/>
+        </w:tabs>
+        <w:ind w:left="5760" w:hanging="360"/>
+      </w:pPr>
+      <w:rPr>
+        <w:rFonts w:ascii="Symbol" w:hAnsi="Symbol" w:hint="default"/>
+        <w:sz w:val="20"/>
+      </w:rPr>
+    </w:lvl>
+    <w:lvl w:ilvl="8" w:tentative="1">
+      <w:start w:val="1"/>
+      <w:numFmt w:val="bullet"/>
+      <w:lvlText w:val=""/>
+      <w:lvlJc w:val="left"/>
+      <w:pPr>
+        <w:tabs>
+          <w:tab w:val="num" w:pos="6480"/>
+        </w:tabs>
+        <w:ind w:left="6480" w:hanging="360"/>
+      </w:pPr>
+      <w:rPr>
+        <w:rFonts w:ascii="Symbol" w:hAnsi="Symbol" w:hint="default"/>
+        <w:sz w:val="20"/>
+      </w:rPr>
+    </w:lvl>
+  </w:abstractNum>
+  <w:abstractNum w:abstractNumId="9" w15:restartNumberingAfterBreak="0">
+    <w:nsid w:val="429503A5"/>
+    <w:multiLevelType w:val="multilevel"/>
+    <w:tmpl w:val="1E086F22"/>
+    <w:lvl w:ilvl="0">
+      <w:start w:val="1"/>
+      <w:numFmt w:val="bullet"/>
+      <w:lvlText w:val=""/>
+      <w:lvlJc w:val="left"/>
+      <w:pPr>
+        <w:tabs>
+          <w:tab w:val="num" w:pos="720"/>
+        </w:tabs>
+        <w:ind w:left="720" w:hanging="360"/>
+      </w:pPr>
+      <w:rPr>
+        <w:rFonts w:ascii="Symbol" w:hAnsi="Symbol" w:hint="default"/>
+        <w:sz w:val="20"/>
+      </w:rPr>
+    </w:lvl>
+    <w:lvl w:ilvl="1">
+      <w:start w:val="1"/>
+      <w:numFmt w:val="bullet"/>
+      <w:lvlText w:val=""/>
+      <w:lvlJc w:val="left"/>
+      <w:pPr>
+        <w:tabs>
+          <w:tab w:val="num" w:pos="1440"/>
+        </w:tabs>
+        <w:ind w:left="1440" w:hanging="360"/>
+      </w:pPr>
+      <w:rPr>
+        <w:rFonts w:ascii="Symbol" w:hAnsi="Symbol" w:hint="default"/>
+        <w:sz w:val="20"/>
+      </w:rPr>
+    </w:lvl>
+    <w:lvl w:ilvl="2" w:tentative="1">
+      <w:start w:val="1"/>
+      <w:numFmt w:val="bullet"/>
+      <w:lvlText w:val=""/>
+      <w:lvlJc w:val="left"/>
+      <w:pPr>
+        <w:tabs>
+          <w:tab w:val="num" w:pos="2160"/>
+        </w:tabs>
+        <w:ind w:left="2160" w:hanging="360"/>
+      </w:pPr>
+      <w:rPr>
+        <w:rFonts w:ascii="Symbol" w:hAnsi="Symbol" w:hint="default"/>
+        <w:sz w:val="20"/>
+      </w:rPr>
+    </w:lvl>
+    <w:lvl w:ilvl="3" w:tentative="1">
+      <w:start w:val="1"/>
+      <w:numFmt w:val="bullet"/>
+      <w:lvlText w:val=""/>
+      <w:lvlJc w:val="left"/>
+      <w:pPr>
+        <w:tabs>
+          <w:tab w:val="num" w:pos="2880"/>
+        </w:tabs>
+        <w:ind w:left="2880" w:hanging="360"/>
+      </w:pPr>
+      <w:rPr>
+        <w:rFonts w:ascii="Symbol" w:hAnsi="Symbol" w:hint="default"/>
+        <w:sz w:val="20"/>
+      </w:rPr>
+    </w:lvl>
+    <w:lvl w:ilvl="4" w:tentative="1">
+      <w:start w:val="1"/>
+      <w:numFmt w:val="bullet"/>
+      <w:lvlText w:val=""/>
+      <w:lvlJc w:val="left"/>
+      <w:pPr>
+        <w:tabs>
+          <w:tab w:val="num" w:pos="3600"/>
+        </w:tabs>
+        <w:ind w:left="3600" w:hanging="360"/>
+      </w:pPr>
+      <w:rPr>
+        <w:rFonts w:ascii="Symbol" w:hAnsi="Symbol" w:hint="default"/>
+        <w:sz w:val="20"/>
+      </w:rPr>
+    </w:lvl>
+    <w:lvl w:ilvl="5" w:tentative="1">
+      <w:start w:val="1"/>
+      <w:numFmt w:val="bullet"/>
+      <w:lvlText w:val=""/>
+      <w:lvlJc w:val="left"/>
+      <w:pPr>
+        <w:tabs>
+          <w:tab w:val="num" w:pos="4320"/>
+        </w:tabs>
+        <w:ind w:left="4320" w:hanging="360"/>
+      </w:pPr>
+      <w:rPr>
+        <w:rFonts w:ascii="Symbol" w:hAnsi="Symbol" w:hint="default"/>
+        <w:sz w:val="20"/>
+      </w:rPr>
+    </w:lvl>
+    <w:lvl w:ilvl="6" w:tentative="1">
+      <w:start w:val="1"/>
+      <w:numFmt w:val="bullet"/>
+      <w:lvlText w:val=""/>
+      <w:lvlJc w:val="left"/>
+      <w:pPr>
+        <w:tabs>
+          <w:tab w:val="num" w:pos="5040"/>
+        </w:tabs>
+        <w:ind w:left="5040" w:hanging="360"/>
+      </w:pPr>
+      <w:rPr>
+        <w:rFonts w:ascii="Symbol" w:hAnsi="Symbol" w:hint="default"/>
+        <w:sz w:val="20"/>
+      </w:rPr>
+    </w:lvl>
+    <w:lvl w:ilvl="7" w:tentative="1">
+      <w:start w:val="1"/>
+      <w:numFmt w:val="bullet"/>
+      <w:lvlText w:val=""/>
+      <w:lvlJc w:val="left"/>
+      <w:pPr>
+        <w:tabs>
+          <w:tab w:val="num" w:pos="5760"/>
+        </w:tabs>
+        <w:ind w:left="5760" w:hanging="360"/>
+      </w:pPr>
+      <w:rPr>
+        <w:rFonts w:ascii="Symbol" w:hAnsi="Symbol" w:hint="default"/>
+        <w:sz w:val="20"/>
+      </w:rPr>
+    </w:lvl>
+    <w:lvl w:ilvl="8" w:tentative="1">
+      <w:start w:val="1"/>
+      <w:numFmt w:val="bullet"/>
+      <w:lvlText w:val=""/>
+      <w:lvlJc w:val="left"/>
+      <w:pPr>
+        <w:tabs>
+          <w:tab w:val="num" w:pos="6480"/>
+        </w:tabs>
+        <w:ind w:left="6480" w:hanging="360"/>
+      </w:pPr>
+      <w:rPr>
+        <w:rFonts w:ascii="Symbol" w:hAnsi="Symbol" w:hint="default"/>
+        <w:sz w:val="20"/>
+      </w:rPr>
+    </w:lvl>
+  </w:abstractNum>
+  <w:abstractNum w:abstractNumId="10" w15:restartNumberingAfterBreak="0">
+    <w:nsid w:val="50034807"/>
+    <w:multiLevelType w:val="hybridMultilevel"/>
+    <w:tmpl w:val="098A3738"/>
+    <w:lvl w:ilvl="0" w:tplc="40090003">
+      <w:start w:val="1"/>
+      <w:numFmt w:val="bullet"/>
+      <w:lvlText w:val="o"/>
+      <w:lvlJc w:val="left"/>
+      <w:pPr>
+        <w:ind w:left="720" w:hanging="360"/>
+      </w:pPr>
+      <w:rPr>
+        <w:rFonts w:ascii="Courier New" w:hAnsi="Courier New" w:cs="Courier New" w:hint="default"/>
+      </w:rPr>
+    </w:lvl>
+    <w:lvl w:ilvl="1" w:tplc="FFFFFFFF" w:tentative="1">
+      <w:start w:val="1"/>
+      <w:numFmt w:val="lowerLetter"/>
+      <w:lvlText w:val="%2."/>
+      <w:lvlJc w:val="left"/>
+      <w:pPr>
+        <w:ind w:left="1440" w:hanging="360"/>
+      </w:pPr>
+    </w:lvl>
+    <w:lvl w:ilvl="2" w:tplc="FFFFFFFF" w:tentative="1">
+      <w:start w:val="1"/>
+      <w:numFmt w:val="lowerRoman"/>
+      <w:lvlText w:val="%3."/>
+      <w:lvlJc w:val="right"/>
+      <w:pPr>
+        <w:ind w:left="2160" w:hanging="180"/>
+      </w:pPr>
+    </w:lvl>
+    <w:lvl w:ilvl="3" w:tplc="FFFFFFFF" w:tentative="1">
+      <w:start w:val="1"/>
+      <w:numFmt w:val="decimal"/>
+      <w:lvlText w:val="%4."/>
+      <w:lvlJc w:val="left"/>
+      <w:pPr>
+        <w:ind w:left="2880" w:hanging="360"/>
+      </w:pPr>
+    </w:lvl>
+    <w:lvl w:ilvl="4" w:tplc="FFFFFFFF" w:tentative="1">
+      <w:start w:val="1"/>
+      <w:numFmt w:val="lowerLetter"/>
+      <w:lvlText w:val="%5."/>
+      <w:lvlJc w:val="left"/>
+      <w:pPr>
+        <w:ind w:left="3600" w:hanging="360"/>
+      </w:pPr>
+    </w:lvl>
+    <w:lvl w:ilvl="5" w:tplc="FFFFFFFF" w:tentative="1">
+      <w:start w:val="1"/>
+      <w:numFmt w:val="lowerRoman"/>
+      <w:lvlText w:val="%6."/>
+      <w:lvlJc w:val="right"/>
+      <w:pPr>
+        <w:ind w:left="4320" w:hanging="180"/>
+      </w:pPr>
+    </w:lvl>
+    <w:lvl w:ilvl="6" w:tplc="FFFFFFFF" w:tentative="1">
+      <w:start w:val="1"/>
+      <w:numFmt w:val="decimal"/>
+      <w:lvlText w:val="%7."/>
+      <w:lvlJc w:val="left"/>
+      <w:pPr>
+        <w:ind w:left="5040" w:hanging="360"/>
+      </w:pPr>
+    </w:lvl>
+    <w:lvl w:ilvl="7" w:tplc="FFFFFFFF" w:tentative="1">
+      <w:start w:val="1"/>
+      <w:numFmt w:val="lowerLetter"/>
+      <w:lvlText w:val="%8."/>
+      <w:lvlJc w:val="left"/>
+      <w:pPr>
+        <w:ind w:left="5760" w:hanging="360"/>
+      </w:pPr>
+    </w:lvl>
+    <w:lvl w:ilvl="8" w:tplc="FFFFFFFF" w:tentative="1">
+      <w:start w:val="1"/>
+      <w:numFmt w:val="lowerRoman"/>
+      <w:lvlText w:val="%9."/>
+      <w:lvlJc w:val="right"/>
+      <w:pPr>
+        <w:ind w:left="6480" w:hanging="180"/>
+      </w:pPr>
+    </w:lvl>
+  </w:abstractNum>
+  <w:abstractNum w:abstractNumId="11" w15:restartNumberingAfterBreak="0">
     <w:nsid w:val="52A2599F"/>
     <w:multiLevelType w:val="multilevel"/>
     <w:tmpl w:val="D8B08058"/>
@@ -3958,7 +5894,120 @@
       </w:rPr>
     </w:lvl>
   </w:abstractNum>
-  <w:abstractNum w:abstractNumId="6" w15:restartNumberingAfterBreak="0">
+  <w:abstractNum w:abstractNumId="12" w15:restartNumberingAfterBreak="0">
+    <w:nsid w:val="58895015"/>
+    <w:multiLevelType w:val="hybridMultilevel"/>
+    <w:tmpl w:val="A1B6402C"/>
+    <w:lvl w:ilvl="0" w:tplc="40090001">
+      <w:start w:val="1"/>
+      <w:numFmt w:val="bullet"/>
+      <w:lvlText w:val=""/>
+      <w:lvlJc w:val="left"/>
+      <w:pPr>
+        <w:ind w:left="720" w:hanging="360"/>
+      </w:pPr>
+      <w:rPr>
+        <w:rFonts w:ascii="Symbol" w:hAnsi="Symbol" w:hint="default"/>
+      </w:rPr>
+    </w:lvl>
+    <w:lvl w:ilvl="1" w:tplc="40090003">
+      <w:start w:val="1"/>
+      <w:numFmt w:val="bullet"/>
+      <w:lvlText w:val="o"/>
+      <w:lvlJc w:val="left"/>
+      <w:pPr>
+        <w:ind w:left="1440" w:hanging="360"/>
+      </w:pPr>
+      <w:rPr>
+        <w:rFonts w:ascii="Courier New" w:hAnsi="Courier New" w:cs="Courier New" w:hint="default"/>
+      </w:rPr>
+    </w:lvl>
+    <w:lvl w:ilvl="2" w:tplc="40090005" w:tentative="1">
+      <w:start w:val="1"/>
+      <w:numFmt w:val="bullet"/>
+      <w:lvlText w:val=""/>
+      <w:lvlJc w:val="left"/>
+      <w:pPr>
+        <w:ind w:left="2160" w:hanging="360"/>
+      </w:pPr>
+      <w:rPr>
+        <w:rFonts w:ascii="Wingdings" w:hAnsi="Wingdings" w:hint="default"/>
+      </w:rPr>
+    </w:lvl>
+    <w:lvl w:ilvl="3" w:tplc="40090001" w:tentative="1">
+      <w:start w:val="1"/>
+      <w:numFmt w:val="bullet"/>
+      <w:lvlText w:val=""/>
+      <w:lvlJc w:val="left"/>
+      <w:pPr>
+        <w:ind w:left="2880" w:hanging="360"/>
+      </w:pPr>
+      <w:rPr>
+        <w:rFonts w:ascii="Symbol" w:hAnsi="Symbol" w:hint="default"/>
+      </w:rPr>
+    </w:lvl>
+    <w:lvl w:ilvl="4" w:tplc="40090003" w:tentative="1">
+      <w:start w:val="1"/>
+      <w:numFmt w:val="bullet"/>
+      <w:lvlText w:val="o"/>
+      <w:lvlJc w:val="left"/>
+      <w:pPr>
+        <w:ind w:left="3600" w:hanging="360"/>
+      </w:pPr>
+      <w:rPr>
+        <w:rFonts w:ascii="Courier New" w:hAnsi="Courier New" w:cs="Courier New" w:hint="default"/>
+      </w:rPr>
+    </w:lvl>
+    <w:lvl w:ilvl="5" w:tplc="40090005" w:tentative="1">
+      <w:start w:val="1"/>
+      <w:numFmt w:val="bullet"/>
+      <w:lvlText w:val=""/>
+      <w:lvlJc w:val="left"/>
+      <w:pPr>
+        <w:ind w:left="4320" w:hanging="360"/>
+      </w:pPr>
+      <w:rPr>
+        <w:rFonts w:ascii="Wingdings" w:hAnsi="Wingdings" w:hint="default"/>
+      </w:rPr>
+    </w:lvl>
+    <w:lvl w:ilvl="6" w:tplc="40090001" w:tentative="1">
+      <w:start w:val="1"/>
+      <w:numFmt w:val="bullet"/>
+      <w:lvlText w:val=""/>
+      <w:lvlJc w:val="left"/>
+      <w:pPr>
+        <w:ind w:left="5040" w:hanging="360"/>
+      </w:pPr>
+      <w:rPr>
+        <w:rFonts w:ascii="Symbol" w:hAnsi="Symbol" w:hint="default"/>
+      </w:rPr>
+    </w:lvl>
+    <w:lvl w:ilvl="7" w:tplc="40090003" w:tentative="1">
+      <w:start w:val="1"/>
+      <w:numFmt w:val="bullet"/>
+      <w:lvlText w:val="o"/>
+      <w:lvlJc w:val="left"/>
+      <w:pPr>
+        <w:ind w:left="5760" w:hanging="360"/>
+      </w:pPr>
+      <w:rPr>
+        <w:rFonts w:ascii="Courier New" w:hAnsi="Courier New" w:cs="Courier New" w:hint="default"/>
+      </w:rPr>
+    </w:lvl>
+    <w:lvl w:ilvl="8" w:tplc="40090005" w:tentative="1">
+      <w:start w:val="1"/>
+      <w:numFmt w:val="bullet"/>
+      <w:lvlText w:val=""/>
+      <w:lvlJc w:val="left"/>
+      <w:pPr>
+        <w:ind w:left="6480" w:hanging="360"/>
+      </w:pPr>
+      <w:rPr>
+        <w:rFonts w:ascii="Wingdings" w:hAnsi="Wingdings" w:hint="default"/>
+      </w:rPr>
+    </w:lvl>
+  </w:abstractNum>
+  <w:abstractNum w:abstractNumId="13" w15:restartNumberingAfterBreak="0">
     <w:nsid w:val="65095A65"/>
     <w:multiLevelType w:val="multilevel"/>
     <w:tmpl w:val="31481DC4"/>
@@ -4107,7 +6156,238 @@
       </w:rPr>
     </w:lvl>
   </w:abstractNum>
-  <w:abstractNum w:abstractNumId="7" w15:restartNumberingAfterBreak="0">
+  <w:abstractNum w:abstractNumId="14" w15:restartNumberingAfterBreak="0">
+    <w:nsid w:val="68E32C4C"/>
+    <w:multiLevelType w:val="hybridMultilevel"/>
+    <w:tmpl w:val="238C2AE2"/>
+    <w:lvl w:ilvl="0" w:tplc="4009000F">
+      <w:start w:val="1"/>
+      <w:numFmt w:val="decimal"/>
+      <w:lvlText w:val="%1."/>
+      <w:lvlJc w:val="left"/>
+      <w:pPr>
+        <w:ind w:left="720" w:hanging="360"/>
+      </w:pPr>
+    </w:lvl>
+    <w:lvl w:ilvl="1" w:tplc="40090019" w:tentative="1">
+      <w:start w:val="1"/>
+      <w:numFmt w:val="lowerLetter"/>
+      <w:lvlText w:val="%2."/>
+      <w:lvlJc w:val="left"/>
+      <w:pPr>
+        <w:ind w:left="1440" w:hanging="360"/>
+      </w:pPr>
+    </w:lvl>
+    <w:lvl w:ilvl="2" w:tplc="4009001B" w:tentative="1">
+      <w:start w:val="1"/>
+      <w:numFmt w:val="lowerRoman"/>
+      <w:lvlText w:val="%3."/>
+      <w:lvlJc w:val="right"/>
+      <w:pPr>
+        <w:ind w:left="2160" w:hanging="180"/>
+      </w:pPr>
+    </w:lvl>
+    <w:lvl w:ilvl="3" w:tplc="4009000F" w:tentative="1">
+      <w:start w:val="1"/>
+      <w:numFmt w:val="decimal"/>
+      <w:lvlText w:val="%4."/>
+      <w:lvlJc w:val="left"/>
+      <w:pPr>
+        <w:ind w:left="2880" w:hanging="360"/>
+      </w:pPr>
+    </w:lvl>
+    <w:lvl w:ilvl="4" w:tplc="40090019" w:tentative="1">
+      <w:start w:val="1"/>
+      <w:numFmt w:val="lowerLetter"/>
+      <w:lvlText w:val="%5."/>
+      <w:lvlJc w:val="left"/>
+      <w:pPr>
+        <w:ind w:left="3600" w:hanging="360"/>
+      </w:pPr>
+    </w:lvl>
+    <w:lvl w:ilvl="5" w:tplc="4009001B" w:tentative="1">
+      <w:start w:val="1"/>
+      <w:numFmt w:val="lowerRoman"/>
+      <w:lvlText w:val="%6."/>
+      <w:lvlJc w:val="right"/>
+      <w:pPr>
+        <w:ind w:left="4320" w:hanging="180"/>
+      </w:pPr>
+    </w:lvl>
+    <w:lvl w:ilvl="6" w:tplc="4009000F" w:tentative="1">
+      <w:start w:val="1"/>
+      <w:numFmt w:val="decimal"/>
+      <w:lvlText w:val="%7."/>
+      <w:lvlJc w:val="left"/>
+      <w:pPr>
+        <w:ind w:left="5040" w:hanging="360"/>
+      </w:pPr>
+    </w:lvl>
+    <w:lvl w:ilvl="7" w:tplc="40090019" w:tentative="1">
+      <w:start w:val="1"/>
+      <w:numFmt w:val="lowerLetter"/>
+      <w:lvlText w:val="%8."/>
+      <w:lvlJc w:val="left"/>
+      <w:pPr>
+        <w:ind w:left="5760" w:hanging="360"/>
+      </w:pPr>
+    </w:lvl>
+    <w:lvl w:ilvl="8" w:tplc="4009001B" w:tentative="1">
+      <w:start w:val="1"/>
+      <w:numFmt w:val="lowerRoman"/>
+      <w:lvlText w:val="%9."/>
+      <w:lvlJc w:val="right"/>
+      <w:pPr>
+        <w:ind w:left="6480" w:hanging="180"/>
+      </w:pPr>
+    </w:lvl>
+  </w:abstractNum>
+  <w:abstractNum w:abstractNumId="15" w15:restartNumberingAfterBreak="0">
+    <w:nsid w:val="69441663"/>
+    <w:multiLevelType w:val="multilevel"/>
+    <w:tmpl w:val="F11C668C"/>
+    <w:lvl w:ilvl="0">
+      <w:start w:val="1"/>
+      <w:numFmt w:val="bullet"/>
+      <w:lvlText w:val=""/>
+      <w:lvlJc w:val="left"/>
+      <w:pPr>
+        <w:tabs>
+          <w:tab w:val="num" w:pos="720"/>
+        </w:tabs>
+        <w:ind w:left="720" w:hanging="360"/>
+      </w:pPr>
+      <w:rPr>
+        <w:rFonts w:ascii="Symbol" w:hAnsi="Symbol" w:hint="default"/>
+        <w:sz w:val="20"/>
+      </w:rPr>
+    </w:lvl>
+    <w:lvl w:ilvl="1">
+      <w:start w:val="1"/>
+      <w:numFmt w:val="bullet"/>
+      <w:lvlText w:val=""/>
+      <w:lvlJc w:val="left"/>
+      <w:pPr>
+        <w:tabs>
+          <w:tab w:val="num" w:pos="1440"/>
+        </w:tabs>
+        <w:ind w:left="1440" w:hanging="360"/>
+      </w:pPr>
+      <w:rPr>
+        <w:rFonts w:ascii="Symbol" w:hAnsi="Symbol" w:hint="default"/>
+        <w:sz w:val="20"/>
+      </w:rPr>
+    </w:lvl>
+    <w:lvl w:ilvl="2">
+      <w:start w:val="1"/>
+      <w:numFmt w:val="decimal"/>
+      <w:lvlText w:val="%3."/>
+      <w:lvlJc w:val="left"/>
+      <w:pPr>
+        <w:ind w:left="2160" w:hanging="360"/>
+      </w:pPr>
+      <w:rPr>
+        <w:rFonts w:hint="default"/>
+      </w:rPr>
+    </w:lvl>
+    <w:lvl w:ilvl="3" w:tentative="1">
+      <w:start w:val="1"/>
+      <w:numFmt w:val="bullet"/>
+      <w:lvlText w:val=""/>
+      <w:lvlJc w:val="left"/>
+      <w:pPr>
+        <w:tabs>
+          <w:tab w:val="num" w:pos="2880"/>
+        </w:tabs>
+        <w:ind w:left="2880" w:hanging="360"/>
+      </w:pPr>
+      <w:rPr>
+        <w:rFonts w:ascii="Symbol" w:hAnsi="Symbol" w:hint="default"/>
+        <w:sz w:val="20"/>
+      </w:rPr>
+    </w:lvl>
+    <w:lvl w:ilvl="4" w:tentative="1">
+      <w:start w:val="1"/>
+      <w:numFmt w:val="bullet"/>
+      <w:lvlText w:val=""/>
+      <w:lvlJc w:val="left"/>
+      <w:pPr>
+        <w:tabs>
+          <w:tab w:val="num" w:pos="3600"/>
+        </w:tabs>
+        <w:ind w:left="3600" w:hanging="360"/>
+      </w:pPr>
+      <w:rPr>
+        <w:rFonts w:ascii="Symbol" w:hAnsi="Symbol" w:hint="default"/>
+        <w:sz w:val="20"/>
+      </w:rPr>
+    </w:lvl>
+    <w:lvl w:ilvl="5" w:tentative="1">
+      <w:start w:val="1"/>
+      <w:numFmt w:val="bullet"/>
+      <w:lvlText w:val=""/>
+      <w:lvlJc w:val="left"/>
+      <w:pPr>
+        <w:tabs>
+          <w:tab w:val="num" w:pos="4320"/>
+        </w:tabs>
+        <w:ind w:left="4320" w:hanging="360"/>
+      </w:pPr>
+      <w:rPr>
+        <w:rFonts w:ascii="Symbol" w:hAnsi="Symbol" w:hint="default"/>
+        <w:sz w:val="20"/>
+      </w:rPr>
+    </w:lvl>
+    <w:lvl w:ilvl="6" w:tentative="1">
+      <w:start w:val="1"/>
+      <w:numFmt w:val="bullet"/>
+      <w:lvlText w:val=""/>
+      <w:lvlJc w:val="left"/>
+      <w:pPr>
+        <w:tabs>
+          <w:tab w:val="num" w:pos="5040"/>
+        </w:tabs>
+        <w:ind w:left="5040" w:hanging="360"/>
+      </w:pPr>
+      <w:rPr>
+        <w:rFonts w:ascii="Symbol" w:hAnsi="Symbol" w:hint="default"/>
+        <w:sz w:val="20"/>
+      </w:rPr>
+    </w:lvl>
+    <w:lvl w:ilvl="7" w:tentative="1">
+      <w:start w:val="1"/>
+      <w:numFmt w:val="bullet"/>
+      <w:lvlText w:val=""/>
+      <w:lvlJc w:val="left"/>
+      <w:pPr>
+        <w:tabs>
+          <w:tab w:val="num" w:pos="5760"/>
+        </w:tabs>
+        <w:ind w:left="5760" w:hanging="360"/>
+      </w:pPr>
+      <w:rPr>
+        <w:rFonts w:ascii="Symbol" w:hAnsi="Symbol" w:hint="default"/>
+        <w:sz w:val="20"/>
+      </w:rPr>
+    </w:lvl>
+    <w:lvl w:ilvl="8" w:tentative="1">
+      <w:start w:val="1"/>
+      <w:numFmt w:val="bullet"/>
+      <w:lvlText w:val=""/>
+      <w:lvlJc w:val="left"/>
+      <w:pPr>
+        <w:tabs>
+          <w:tab w:val="num" w:pos="6480"/>
+        </w:tabs>
+        <w:ind w:left="6480" w:hanging="360"/>
+      </w:pPr>
+      <w:rPr>
+        <w:rFonts w:ascii="Symbol" w:hAnsi="Symbol" w:hint="default"/>
+        <w:sz w:val="20"/>
+      </w:rPr>
+    </w:lvl>
+  </w:abstractNum>
+  <w:abstractNum w:abstractNumId="16" w15:restartNumberingAfterBreak="0">
     <w:nsid w:val="6FD4775C"/>
     <w:multiLevelType w:val="multilevel"/>
     <w:tmpl w:val="A48C3824"/>
@@ -4256,7 +6536,120 @@
       </w:rPr>
     </w:lvl>
   </w:abstractNum>
-  <w:abstractNum w:abstractNumId="8" w15:restartNumberingAfterBreak="0">
+  <w:abstractNum w:abstractNumId="17" w15:restartNumberingAfterBreak="0">
+    <w:nsid w:val="730F64C1"/>
+    <w:multiLevelType w:val="hybridMultilevel"/>
+    <w:tmpl w:val="2CAE9136"/>
+    <w:lvl w:ilvl="0" w:tplc="40090003">
+      <w:start w:val="1"/>
+      <w:numFmt w:val="bullet"/>
+      <w:lvlText w:val="o"/>
+      <w:lvlJc w:val="left"/>
+      <w:pPr>
+        <w:ind w:left="720" w:hanging="360"/>
+      </w:pPr>
+      <w:rPr>
+        <w:rFonts w:ascii="Courier New" w:hAnsi="Courier New" w:cs="Courier New" w:hint="default"/>
+      </w:rPr>
+    </w:lvl>
+    <w:lvl w:ilvl="1" w:tplc="40090003" w:tentative="1">
+      <w:start w:val="1"/>
+      <w:numFmt w:val="bullet"/>
+      <w:lvlText w:val="o"/>
+      <w:lvlJc w:val="left"/>
+      <w:pPr>
+        <w:ind w:left="1440" w:hanging="360"/>
+      </w:pPr>
+      <w:rPr>
+        <w:rFonts w:ascii="Courier New" w:hAnsi="Courier New" w:cs="Courier New" w:hint="default"/>
+      </w:rPr>
+    </w:lvl>
+    <w:lvl w:ilvl="2" w:tplc="40090005" w:tentative="1">
+      <w:start w:val="1"/>
+      <w:numFmt w:val="bullet"/>
+      <w:lvlText w:val=""/>
+      <w:lvlJc w:val="left"/>
+      <w:pPr>
+        <w:ind w:left="2160" w:hanging="360"/>
+      </w:pPr>
+      <w:rPr>
+        <w:rFonts w:ascii="Wingdings" w:hAnsi="Wingdings" w:hint="default"/>
+      </w:rPr>
+    </w:lvl>
+    <w:lvl w:ilvl="3" w:tplc="40090001" w:tentative="1">
+      <w:start w:val="1"/>
+      <w:numFmt w:val="bullet"/>
+      <w:lvlText w:val=""/>
+      <w:lvlJc w:val="left"/>
+      <w:pPr>
+        <w:ind w:left="2880" w:hanging="360"/>
+      </w:pPr>
+      <w:rPr>
+        <w:rFonts w:ascii="Symbol" w:hAnsi="Symbol" w:hint="default"/>
+      </w:rPr>
+    </w:lvl>
+    <w:lvl w:ilvl="4" w:tplc="40090003" w:tentative="1">
+      <w:start w:val="1"/>
+      <w:numFmt w:val="bullet"/>
+      <w:lvlText w:val="o"/>
+      <w:lvlJc w:val="left"/>
+      <w:pPr>
+        <w:ind w:left="3600" w:hanging="360"/>
+      </w:pPr>
+      <w:rPr>
+        <w:rFonts w:ascii="Courier New" w:hAnsi="Courier New" w:cs="Courier New" w:hint="default"/>
+      </w:rPr>
+    </w:lvl>
+    <w:lvl w:ilvl="5" w:tplc="40090005" w:tentative="1">
+      <w:start w:val="1"/>
+      <w:numFmt w:val="bullet"/>
+      <w:lvlText w:val=""/>
+      <w:lvlJc w:val="left"/>
+      <w:pPr>
+        <w:ind w:left="4320" w:hanging="360"/>
+      </w:pPr>
+      <w:rPr>
+        <w:rFonts w:ascii="Wingdings" w:hAnsi="Wingdings" w:hint="default"/>
+      </w:rPr>
+    </w:lvl>
+    <w:lvl w:ilvl="6" w:tplc="40090001" w:tentative="1">
+      <w:start w:val="1"/>
+      <w:numFmt w:val="bullet"/>
+      <w:lvlText w:val=""/>
+      <w:lvlJc w:val="left"/>
+      <w:pPr>
+        <w:ind w:left="5040" w:hanging="360"/>
+      </w:pPr>
+      <w:rPr>
+        <w:rFonts w:ascii="Symbol" w:hAnsi="Symbol" w:hint="default"/>
+      </w:rPr>
+    </w:lvl>
+    <w:lvl w:ilvl="7" w:tplc="40090003" w:tentative="1">
+      <w:start w:val="1"/>
+      <w:numFmt w:val="bullet"/>
+      <w:lvlText w:val="o"/>
+      <w:lvlJc w:val="left"/>
+      <w:pPr>
+        <w:ind w:left="5760" w:hanging="360"/>
+      </w:pPr>
+      <w:rPr>
+        <w:rFonts w:ascii="Courier New" w:hAnsi="Courier New" w:cs="Courier New" w:hint="default"/>
+      </w:rPr>
+    </w:lvl>
+    <w:lvl w:ilvl="8" w:tplc="40090005" w:tentative="1">
+      <w:start w:val="1"/>
+      <w:numFmt w:val="bullet"/>
+      <w:lvlText w:val=""/>
+      <w:lvlJc w:val="left"/>
+      <w:pPr>
+        <w:ind w:left="6480" w:hanging="360"/>
+      </w:pPr>
+      <w:rPr>
+        <w:rFonts w:ascii="Wingdings" w:hAnsi="Wingdings" w:hint="default"/>
+      </w:rPr>
+    </w:lvl>
+  </w:abstractNum>
+  <w:abstractNum w:abstractNumId="18" w15:restartNumberingAfterBreak="0">
     <w:nsid w:val="761C6B66"/>
     <w:multiLevelType w:val="multilevel"/>
     <w:tmpl w:val="F78E93B2"/>
@@ -4405,7 +6798,7 @@
       </w:rPr>
     </w:lvl>
   </w:abstractNum>
-  <w:abstractNum w:abstractNumId="9" w15:restartNumberingAfterBreak="0">
+  <w:abstractNum w:abstractNumId="19" w15:restartNumberingAfterBreak="0">
     <w:nsid w:val="7A2B1196"/>
     <w:multiLevelType w:val="multilevel"/>
     <w:tmpl w:val="B5261E9C"/>
@@ -4554,7 +6947,7 @@
       </w:rPr>
     </w:lvl>
   </w:abstractNum>
-  <w:abstractNum w:abstractNumId="10" w15:restartNumberingAfterBreak="0">
+  <w:abstractNum w:abstractNumId="20" w15:restartNumberingAfterBreak="0">
     <w:nsid w:val="7ECB7649"/>
     <w:multiLevelType w:val="multilevel"/>
     <w:tmpl w:val="453441FE"/>
@@ -4704,19 +7097,19 @@
     </w:lvl>
   </w:abstractNum>
   <w:num w:numId="1" w16cid:durableId="338394119">
-    <w:abstractNumId w:val="6"/>
+    <w:abstractNumId w:val="13"/>
   </w:num>
   <w:num w:numId="2" w16cid:durableId="1150243534">
-    <w:abstractNumId w:val="8"/>
+    <w:abstractNumId w:val="18"/>
   </w:num>
   <w:num w:numId="3" w16cid:durableId="82798787">
-    <w:abstractNumId w:val="10"/>
+    <w:abstractNumId w:val="20"/>
   </w:num>
   <w:num w:numId="4" w16cid:durableId="456293625">
-    <w:abstractNumId w:val="4"/>
+    <w:abstractNumId w:val="7"/>
   </w:num>
   <w:num w:numId="5" w16cid:durableId="344868185">
-    <w:abstractNumId w:val="7"/>
+    <w:abstractNumId w:val="16"/>
   </w:num>
   <w:num w:numId="6" w16cid:durableId="1825468647">
     <w:abstractNumId w:val="2"/>
@@ -4728,12 +7121,54 @@
     <w:abstractNumId w:val="1"/>
   </w:num>
   <w:num w:numId="9" w16cid:durableId="1137987559">
+    <w:abstractNumId w:val="19"/>
+  </w:num>
+  <w:num w:numId="10" w16cid:durableId="1264922290">
+    <w:abstractNumId w:val="4"/>
+  </w:num>
+  <w:num w:numId="11" w16cid:durableId="740754080">
+    <w:abstractNumId w:val="11"/>
+  </w:num>
+  <w:num w:numId="12" w16cid:durableId="1081024439">
+    <w:abstractNumId w:val="8"/>
+  </w:num>
+  <w:num w:numId="13" w16cid:durableId="5602184">
     <w:abstractNumId w:val="9"/>
   </w:num>
-  <w:num w:numId="10" w16cid:durableId="1264922290">
+  <w:num w:numId="14" w16cid:durableId="734742364">
+    <w:abstractNumId w:val="12"/>
+  </w:num>
+  <w:num w:numId="15" w16cid:durableId="322008096">
+    <w:abstractNumId w:val="6"/>
+  </w:num>
+  <w:num w:numId="16" w16cid:durableId="219177649">
+    <w:abstractNumId w:val="17"/>
+  </w:num>
+  <w:num w:numId="17" w16cid:durableId="1763842944">
     <w:abstractNumId w:val="3"/>
   </w:num>
-  <w:num w:numId="11" w16cid:durableId="740754080">
+  <w:num w:numId="18" w16cid:durableId="2022195163">
+    <w:abstractNumId w:val="14"/>
+  </w:num>
+  <w:num w:numId="19" w16cid:durableId="2006320121">
+    <w:abstractNumId w:val="10"/>
+  </w:num>
+  <w:num w:numId="20" w16cid:durableId="968901884">
+    <w:abstractNumId w:val="8"/>
+    <w:lvlOverride w:ilvl="0"/>
+    <w:lvlOverride w:ilvl="1"/>
+    <w:lvlOverride w:ilvl="2"/>
+    <w:lvlOverride w:ilvl="3"/>
+    <w:lvlOverride w:ilvl="4"/>
+    <w:lvlOverride w:ilvl="5"/>
+    <w:lvlOverride w:ilvl="6"/>
+    <w:lvlOverride w:ilvl="7"/>
+    <w:lvlOverride w:ilvl="8"/>
+  </w:num>
+  <w:num w:numId="21" w16cid:durableId="1031883136">
+    <w:abstractNumId w:val="15"/>
+  </w:num>
+  <w:num w:numId="22" w16cid:durableId="286087111">
     <w:abstractNumId w:val="5"/>
   </w:num>
 </w:numbering>
@@ -5139,7 +7574,7 @@
   <w:style w:type="paragraph" w:default="1" w:styleId="Normal">
     <w:name w:val="Normal"/>
     <w:qFormat/>
-    <w:rsid w:val="00A46F83"/>
+    <w:rsid w:val="00C10CA3"/>
   </w:style>
   <w:style w:type="paragraph" w:styleId="Heading1">
     <w:name w:val="heading 1"/>
